--- a/New Question Set.docx
+++ b/New Question Set.docx
@@ -1417,7 +1417,7 @@
         <w:widowControl w:val="1"/>
         <w:numPr>
           <w:ilvl w:val="0"/>
-          <w:numId w:val="12"/>
+          <w:numId w:val="13"/>
         </w:numPr>
         <w:pBdr>
           <w:top w:space="0" w:sz="0" w:val="nil"/>
@@ -1447,7 +1447,7 @@
       <w:pPr>
         <w:numPr>
           <w:ilvl w:val="0"/>
-          <w:numId w:val="12"/>
+          <w:numId w:val="13"/>
         </w:numPr>
         <w:spacing w:after="120" w:lineRule="auto"/>
         <w:ind w:left="720" w:hanging="360"/>
@@ -1467,7 +1467,7 @@
       <w:pPr>
         <w:numPr>
           <w:ilvl w:val="0"/>
-          <w:numId w:val="12"/>
+          <w:numId w:val="13"/>
         </w:numPr>
         <w:spacing w:after="120" w:lineRule="auto"/>
         <w:ind w:left="720" w:hanging="360"/>
@@ -1710,83 +1710,63 @@
             <w:pPr>
               <w:numPr>
                 <w:ilvl w:val="0"/>
-                <w:numId w:val="8"/>
+                <w:numId w:val="7"/>
               </w:numPr>
               <w:ind w:left="720" w:hanging="360"/>
               <w:rPr>
-                <w:color w:val="ff0000"/>
-                <w:sz w:val="20"/>
-                <w:szCs w:val="20"/>
-              </w:rPr>
-            </w:pPr>
-            <w:r>
-              <w:rPr>
-                <w:color w:val="ff0000"/>
-                <w:sz w:val="20"/>
-                <w:szCs w:val="20"/>
-                <w:rtl w:val="0"/>
-              </w:rPr>
-              <w:t xml:space="preserve">Trust is claimed through serving the state, maintaining social order, and promoting public benefit. The lab invites regulation, cooperates with government bodies, and frames its work as sanctioned by legitimate authority and safe for society. </w:t>
+                <w:sz w:val="20"/>
+                <w:szCs w:val="20"/>
+              </w:rPr>
+            </w:pPr>
+            <w:r>
+              <w:rPr>
+                <w:sz w:val="20"/>
+                <w:szCs w:val="20"/>
+                <w:rtl w:val="0"/>
+              </w:rPr>
+              <w:t xml:space="preserve">The main reason we deserve trust is because we support the government, and will follow rules and regulations perfectly.</w:t>
             </w:r>
           </w:p>
           <w:p>
             <w:pPr>
               <w:numPr>
                 <w:ilvl w:val="0"/>
-                <w:numId w:val="8"/>
+                <w:numId w:val="7"/>
               </w:numPr>
               <w:ind w:left="720" w:hanging="360"/>
               <w:rPr>
-                <w:color w:val="ff0000"/>
-                <w:sz w:val="20"/>
-                <w:szCs w:val="20"/>
-              </w:rPr>
-            </w:pPr>
-            <w:r>
-              <w:rPr>
-                <w:color w:val="ff0000"/>
-                <w:sz w:val="20"/>
-                <w:szCs w:val="20"/>
-                <w:rtl w:val="0"/>
-              </w:rPr>
-              <w:t xml:space="preserve">External sources point to its standing with the government: regulatory compliance, participation in official processes (such as testimony, policy submissions, work with national institutions), and endorsement by public authorities. </w:t>
+                <w:sz w:val="20"/>
+                <w:szCs w:val="20"/>
+              </w:rPr>
+            </w:pPr>
+            <w:r>
+              <w:rPr>
+                <w:sz w:val="20"/>
+                <w:szCs w:val="20"/>
+                <w:rtl w:val="0"/>
+              </w:rPr>
+              <w:t xml:space="preserve">They point to the fact that this organisation supports the government and follows their rules and regulations.</w:t>
             </w:r>
           </w:p>
           <w:p>
             <w:pPr>
               <w:numPr>
                 <w:ilvl w:val="0"/>
-                <w:numId w:val="8"/>
+                <w:numId w:val="7"/>
               </w:numPr>
               <w:ind w:left="720" w:hanging="360"/>
               <w:rPr>
-                <w:color w:val="ff0000"/>
-                <w:sz w:val="20"/>
-                <w:szCs w:val="20"/>
-              </w:rPr>
-            </w:pPr>
-            <w:r>
-              <w:rPr>
-                <w:color w:val="ff0000"/>
-                <w:sz w:val="20"/>
-                <w:szCs w:val="20"/>
-                <w:rtl w:val="0"/>
-              </w:rPr>
-              <w:t xml:space="preserve">It appeals to lawfulness and public interest.</w:t>
-            </w:r>
-            <w:r>
-              <w:rPr>
-                <w:color w:val="ff0000"/>
-                <w:sz w:val="20"/>
-                <w:szCs w:val="20"/>
-                <w:rtl w:val="0"/>
-              </w:rPr>
-              <w:t xml:space="preserve"> It maintained regulatory compliance, supported supervisory control, and safeguarded public interests and social order.</w:t>
-            </w:r>
-            <w:r>
-              <w:rPr>
-                <w:rtl w:val="0"/>
-              </w:rPr>
+                <w:sz w:val="20"/>
+                <w:szCs w:val="20"/>
+              </w:rPr>
+            </w:pPr>
+            <w:r>
+              <w:rPr>
+                <w:sz w:val="20"/>
+                <w:szCs w:val="20"/>
+                <w:rtl w:val="0"/>
+              </w:rPr>
+              <w:t xml:space="preserve">It appeals to the fact that the organisation is following all of the rules and regulations set out by the state.</w:t>
             </w:r>
           </w:p>
         </w:tc>
@@ -1852,103 +1832,65 @@
           </w:tcPr>
           <w:p>
             <w:pPr>
-              <w:rPr>
-                <w:sz w:val="20"/>
-                <w:szCs w:val="20"/>
-              </w:rPr>
-            </w:pPr>
-            <w:r>
-              <w:rPr>
-                <w:sz w:val="20"/>
-                <w:szCs w:val="20"/>
-                <w:rtl w:val="0"/>
-              </w:rPr>
-              <w:t xml:space="preserve">Legitimacy rests on technical and scientific expertise: world-class researchers, breakthroughs, peer-reviewed publications, and the authority of expert judgment.</w:t>
-            </w:r>
-          </w:p>
-          <w:p>
-            <w:pPr>
-              <w:rPr>
-                <w:sz w:val="20"/>
-                <w:szCs w:val="20"/>
-              </w:rPr>
-            </w:pPr>
-            <w:r>
-              <w:rPr>
-                <w:rtl w:val="0"/>
-              </w:rPr>
-            </w:r>
-          </w:p>
-          <w:p>
-            <w:pPr>
               <w:numPr>
                 <w:ilvl w:val="0"/>
-                <w:numId w:val="30"/>
+                <w:numId w:val="29"/>
               </w:numPr>
               <w:ind w:left="720" w:hanging="360"/>
               <w:rPr>
-                <w:color w:val="ff0000"/>
-                <w:sz w:val="20"/>
-                <w:szCs w:val="20"/>
-                <w:u w:val="none"/>
-              </w:rPr>
-            </w:pPr>
-            <w:r>
-              <w:rPr>
-                <w:color w:val="ff0000"/>
-                <w:sz w:val="20"/>
-                <w:szCs w:val="20"/>
-                <w:rtl w:val="0"/>
-              </w:rPr>
-              <w:t xml:space="preserve">Trust is claimed through expertise: world-class researchers, scientific precision, peer-reviewed results, and a record of technical breakthroughs qualify the lab to build powerful systems. </w:t>
+                <w:sz w:val="20"/>
+                <w:szCs w:val="20"/>
+              </w:rPr>
+            </w:pPr>
+            <w:r>
+              <w:rPr>
+                <w:sz w:val="20"/>
+                <w:szCs w:val="20"/>
+                <w:rtl w:val="0"/>
+              </w:rPr>
+              <w:t xml:space="preserve">This organisation has the best scientists and researchers who understand not only how to build this technology but also the risks associated with it. </w:t>
             </w:r>
           </w:p>
           <w:p>
             <w:pPr>
               <w:numPr>
                 <w:ilvl w:val="0"/>
-                <w:numId w:val="30"/>
+                <w:numId w:val="29"/>
               </w:numPr>
               <w:ind w:left="720" w:hanging="360"/>
               <w:rPr>
-                <w:color w:val="ff0000"/>
-                <w:sz w:val="20"/>
-                <w:szCs w:val="20"/>
-                <w:u w:val="none"/>
-              </w:rPr>
-            </w:pPr>
-            <w:r>
-              <w:rPr>
-                <w:color w:val="ff0000"/>
-                <w:sz w:val="20"/>
-                <w:szCs w:val="20"/>
-                <w:rtl w:val="0"/>
-              </w:rPr>
-              <w:t xml:space="preserve">Outside sources point to the calibre of its researchers, its benchmark results and publications, and the respect it commands in the research community.</w:t>
+                <w:sz w:val="20"/>
+                <w:szCs w:val="20"/>
+              </w:rPr>
+            </w:pPr>
+            <w:r>
+              <w:rPr>
+                <w:sz w:val="20"/>
+                <w:szCs w:val="20"/>
+                <w:rtl w:val="0"/>
+              </w:rPr>
+              <w:t xml:space="preserve">The organisation is credible because of the highly qualified people who run the organisation.</w:t>
             </w:r>
           </w:p>
           <w:p>
             <w:pPr>
               <w:numPr>
                 <w:ilvl w:val="0"/>
-                <w:numId w:val="30"/>
+                <w:numId w:val="29"/>
               </w:numPr>
               <w:ind w:left="720" w:hanging="360"/>
               <w:rPr>
-                <w:color w:val="ff0000"/>
-                <w:sz w:val="20"/>
-                <w:szCs w:val="20"/>
-                <w:u w:val="none"/>
-              </w:rPr>
-            </w:pPr>
-            <w:r>
-              <w:rPr>
-                <w:color w:val="ff0000"/>
-                <w:sz w:val="20"/>
-                <w:szCs w:val="20"/>
-                <w:rtl w:val="0"/>
-              </w:rPr>
-              <w:t xml:space="preserve">It appeals to expert judgement. Decisions that were based on the best available science and were vetted by qualified specialists. </w:t>
+                <w:sz w:val="20"/>
+                <w:szCs w:val="20"/>
+              </w:rPr>
+            </w:pPr>
+            <w:r>
+              <w:rPr>
+                <w:sz w:val="20"/>
+                <w:szCs w:val="20"/>
+                <w:rtl w:val="0"/>
+              </w:rPr>
+              <w:t xml:space="preserve">This organisation is filled with the smartest people in the world when it comes to this topic, so our defence is that we know what we are doing. </w:t>
             </w:r>
           </w:p>
         </w:tc>
@@ -2014,54 +1956,23 @@
           </w:tcPr>
           <w:p>
             <w:pPr>
-              <w:rPr>
-                <w:sz w:val="20"/>
-                <w:szCs w:val="20"/>
-              </w:rPr>
-            </w:pPr>
-            <w:r>
-              <w:rPr>
-                <w:sz w:val="20"/>
-                <w:szCs w:val="20"/>
-                <w:rtl w:val="0"/>
-              </w:rPr>
-              <w:t xml:space="preserve">Legitimacy comes from market performance: valuation, revenue growth, customer adoption, and investor confidence are what validate the lab's choices.</w:t>
-            </w:r>
-          </w:p>
-          <w:p>
-            <w:pPr>
-              <w:rPr>
-                <w:sz w:val="20"/>
-                <w:szCs w:val="20"/>
-              </w:rPr>
-            </w:pPr>
-            <w:r>
-              <w:rPr>
-                <w:rtl w:val="0"/>
-              </w:rPr>
-            </w:r>
-          </w:p>
-          <w:p>
-            <w:pPr>
               <w:numPr>
                 <w:ilvl w:val="0"/>
                 <w:numId w:val="23"/>
               </w:numPr>
               <w:ind w:left="720" w:hanging="360"/>
               <w:rPr>
-                <w:color w:val="ff0000"/>
-                <w:sz w:val="20"/>
-                <w:szCs w:val="20"/>
-              </w:rPr>
-            </w:pPr>
-            <w:r>
-              <w:rPr>
-                <w:color w:val="ff0000"/>
-                <w:sz w:val="20"/>
-                <w:szCs w:val="20"/>
-                <w:rtl w:val="0"/>
-              </w:rPr>
-              <w:t xml:space="preserve">Trust is claimed by performance in the market. Customer adoption, revenue growth, valuation, and satisfied users demonstrate that the lab delivers. </w:t>
+                <w:sz w:val="20"/>
+                <w:szCs w:val="20"/>
+              </w:rPr>
+            </w:pPr>
+            <w:r>
+              <w:rPr>
+                <w:sz w:val="20"/>
+                <w:szCs w:val="20"/>
+                <w:rtl w:val="0"/>
+              </w:rPr>
+              <w:t xml:space="preserve">This company follows the needs and wants of the market, thus if you have trust in the free market and the capitalist system, then you should have trust in this company.</w:t>
             </w:r>
           </w:p>
           <w:p>
@@ -2072,20 +1983,17 @@
               </w:numPr>
               <w:ind w:left="720" w:hanging="360"/>
               <w:rPr>
-                <w:color w:val="ff0000"/>
-                <w:sz w:val="20"/>
-                <w:szCs w:val="20"/>
-                <w:u w:val="none"/>
-              </w:rPr>
-            </w:pPr>
-            <w:r>
-              <w:rPr>
-                <w:color w:val="ff0000"/>
-                <w:sz w:val="20"/>
-                <w:szCs w:val="20"/>
-                <w:rtl w:val="0"/>
-              </w:rPr>
-              <w:t xml:space="preserve">External sources point to market success. Indicators of such success can be valuation and growth, investor confidence, and competitive wins against rivals.</w:t>
+                <w:sz w:val="20"/>
+                <w:szCs w:val="20"/>
+              </w:rPr>
+            </w:pPr>
+            <w:r>
+              <w:rPr>
+                <w:sz w:val="20"/>
+                <w:szCs w:val="20"/>
+                <w:rtl w:val="0"/>
+              </w:rPr>
+              <w:t xml:space="preserve">This corporation has had strong investment and significant growth in the open market, showing that there is demand for the work of this company.</w:t>
             </w:r>
           </w:p>
           <w:p>
@@ -2096,20 +2004,17 @@
               </w:numPr>
               <w:ind w:left="720" w:hanging="360"/>
               <w:rPr>
-                <w:color w:val="ff0000"/>
-                <w:sz w:val="20"/>
-                <w:szCs w:val="20"/>
-                <w:u w:val="none"/>
-              </w:rPr>
-            </w:pPr>
-            <w:r>
-              <w:rPr>
-                <w:color w:val="ff0000"/>
-                <w:sz w:val="20"/>
-                <w:szCs w:val="20"/>
-                <w:rtl w:val="0"/>
-              </w:rPr>
-              <w:t xml:space="preserve">It appeals to the markets result. Customer chose it, demand validates its choices, and competition keeps it disciplined. </w:t>
+                <w:sz w:val="20"/>
+                <w:szCs w:val="20"/>
+              </w:rPr>
+            </w:pPr>
+            <w:r>
+              <w:rPr>
+                <w:sz w:val="20"/>
+                <w:szCs w:val="20"/>
+                <w:rtl w:val="0"/>
+              </w:rPr>
+              <w:t xml:space="preserve">Any criticism to the work of this company in relation to deriving profit should first be directed to the capitalist system and the free market, this company is only meeting demand for a service.</w:t>
             </w:r>
           </w:p>
         </w:tc>
@@ -2175,102 +2080,65 @@
           </w:tcPr>
           <w:p>
             <w:pPr>
-              <w:rPr>
-                <w:sz w:val="20"/>
-                <w:szCs w:val="20"/>
-              </w:rPr>
-            </w:pPr>
-            <w:r>
-              <w:rPr>
-                <w:sz w:val="20"/>
-                <w:szCs w:val="20"/>
-                <w:rtl w:val="0"/>
-              </w:rPr>
-              <w:t xml:space="preserve">Legitimacy rests on the firm's standing and market position: being a leading, established company with dominant products is what entitles it to act.</w:t>
-            </w:r>
-          </w:p>
-          <w:p>
-            <w:pPr>
-              <w:rPr>
-                <w:sz w:val="20"/>
-                <w:szCs w:val="20"/>
-              </w:rPr>
-            </w:pPr>
-            <w:r>
-              <w:rPr>
-                <w:rtl w:val="0"/>
-              </w:rPr>
-            </w:r>
-          </w:p>
-          <w:p>
-            <w:pPr>
               <w:numPr>
                 <w:ilvl w:val="0"/>
-                <w:numId w:val="25"/>
+                <w:numId w:val="24"/>
               </w:numPr>
               <w:ind w:left="720" w:hanging="360"/>
               <w:rPr>
-                <w:color w:val="ff0000"/>
-                <w:sz w:val="20"/>
-                <w:szCs w:val="20"/>
-              </w:rPr>
-            </w:pPr>
-            <w:r>
-              <w:rPr>
-                <w:color w:val="ff0000"/>
-                <w:sz w:val="20"/>
-                <w:szCs w:val="20"/>
-                <w:rtl w:val="0"/>
-              </w:rPr>
-              <w:t xml:space="preserve">Trust is based on the company’s standing. A trustworthy firm should be an established, well-resourced company with a leading position, professional management, and a robust internal process. </w:t>
+                <w:sz w:val="20"/>
+                <w:szCs w:val="20"/>
+              </w:rPr>
+            </w:pPr>
+            <w:r>
+              <w:rPr>
+                <w:sz w:val="20"/>
+                <w:szCs w:val="20"/>
+                <w:rtl w:val="0"/>
+              </w:rPr>
+              <w:t xml:space="preserve">This corporation has a strong company structure and is organised in a way that is understanding of the risks associated with developing artificial intelligence. </w:t>
             </w:r>
           </w:p>
           <w:p>
             <w:pPr>
               <w:numPr>
                 <w:ilvl w:val="0"/>
-                <w:numId w:val="25"/>
+                <w:numId w:val="24"/>
               </w:numPr>
               <w:ind w:left="720" w:hanging="360"/>
               <w:rPr>
-                <w:color w:val="ff0000"/>
-                <w:sz w:val="20"/>
-                <w:szCs w:val="20"/>
-                <w:u w:val="none"/>
-              </w:rPr>
-            </w:pPr>
-            <w:r>
-              <w:rPr>
-                <w:color w:val="ff0000"/>
-                <w:sz w:val="20"/>
-                <w:szCs w:val="20"/>
-                <w:rtl w:val="0"/>
-              </w:rPr>
-              <w:t xml:space="preserve">Outside sources point to its corporate position. Things like scale, partnership with major firms, dominant products, and organizational capability.  </w:t>
+                <w:sz w:val="20"/>
+                <w:szCs w:val="20"/>
+              </w:rPr>
+            </w:pPr>
+            <w:r>
+              <w:rPr>
+                <w:sz w:val="20"/>
+                <w:szCs w:val="20"/>
+                <w:rtl w:val="0"/>
+              </w:rPr>
+              <w:t xml:space="preserve">This would point to the strong corporate values and internal hierarchy which makes the work of developing artificial intelligence possible. </w:t>
             </w:r>
           </w:p>
           <w:p>
             <w:pPr>
               <w:numPr>
                 <w:ilvl w:val="0"/>
-                <w:numId w:val="25"/>
+                <w:numId w:val="24"/>
               </w:numPr>
               <w:ind w:left="720" w:hanging="360"/>
               <w:rPr>
-                <w:color w:val="ff0000"/>
-                <w:sz w:val="20"/>
-                <w:szCs w:val="20"/>
-                <w:u w:val="none"/>
-              </w:rPr>
-            </w:pPr>
-            <w:r>
-              <w:rPr>
-                <w:color w:val="ff0000"/>
-                <w:sz w:val="20"/>
-                <w:szCs w:val="20"/>
-                <w:rtl w:val="0"/>
-              </w:rPr>
-              <w:t xml:space="preserve">It appeals to proper procedure. Internal review was followed, the board approved, and company policy was observed. </w:t>
+                <w:sz w:val="20"/>
+                <w:szCs w:val="20"/>
+              </w:rPr>
+            </w:pPr>
+            <w:r>
+              <w:rPr>
+                <w:sz w:val="20"/>
+                <w:szCs w:val="20"/>
+                <w:rtl w:val="0"/>
+              </w:rPr>
+              <w:t xml:space="preserve">The company is built on strong corporate values which are in line with broader human values, that we clearly highlight to the world. The company is committed to these internal mandates.</w:t>
             </w:r>
           </w:p>
         </w:tc>
@@ -2336,102 +2204,65 @@
           </w:tcPr>
           <w:p>
             <w:pPr>
-              <w:rPr>
-                <w:sz w:val="20"/>
-                <w:szCs w:val="20"/>
-              </w:rPr>
-            </w:pPr>
-            <w:r>
-              <w:rPr>
-                <w:sz w:val="20"/>
-                <w:szCs w:val="20"/>
-                <w:rtl w:val="0"/>
-              </w:rPr>
-              <w:t xml:space="preserve">Legitimacy rests on unconditional personal loyalty: the founder's blessing and the trust of the inner circle are what make an action right. [unsure if family has the right approach, and if family has to do with inner circle of company]</w:t>
-            </w:r>
-          </w:p>
-          <w:p>
-            <w:pPr>
-              <w:rPr>
-                <w:sz w:val="20"/>
-                <w:szCs w:val="20"/>
-              </w:rPr>
-            </w:pPr>
-            <w:r>
-              <w:rPr>
-                <w:rtl w:val="0"/>
-              </w:rPr>
-            </w:r>
-          </w:p>
-          <w:p>
-            <w:pPr>
               <w:numPr>
                 <w:ilvl w:val="0"/>
-                <w:numId w:val="33"/>
+                <w:numId w:val="11"/>
               </w:numPr>
               <w:ind w:left="720" w:hanging="360"/>
               <w:rPr>
-                <w:color w:val="ff0000"/>
-                <w:sz w:val="20"/>
-                <w:szCs w:val="20"/>
-              </w:rPr>
-            </w:pPr>
-            <w:r>
-              <w:rPr>
-                <w:color w:val="ff0000"/>
-                <w:sz w:val="20"/>
-                <w:szCs w:val="20"/>
-                <w:rtl w:val="0"/>
-              </w:rPr>
-              <w:t xml:space="preserve">Legitimacy rests on unconditional personal loyalty and the founders personally. The confidence in, and loyalty to, the inner founding circle is presented as the reason to trust the lab. </w:t>
+                <w:sz w:val="20"/>
+                <w:szCs w:val="20"/>
+              </w:rPr>
+            </w:pPr>
+            <w:r>
+              <w:rPr>
+                <w:sz w:val="20"/>
+                <w:szCs w:val="20"/>
+                <w:rtl w:val="0"/>
+              </w:rPr>
+              <w:t xml:space="preserve">Trust is earned through service to the family unit. The lab deserves trust because it acts in the best interest of the families that use the tools it has developed.</w:t>
             </w:r>
           </w:p>
           <w:p>
             <w:pPr>
               <w:numPr>
                 <w:ilvl w:val="0"/>
-                <w:numId w:val="33"/>
+                <w:numId w:val="11"/>
               </w:numPr>
               <w:ind w:left="720" w:hanging="360"/>
               <w:rPr>
-                <w:color w:val="ff0000"/>
-                <w:sz w:val="20"/>
-                <w:szCs w:val="20"/>
-                <w:u w:val="none"/>
-              </w:rPr>
-            </w:pPr>
-            <w:r>
-              <w:rPr>
-                <w:color w:val="ff0000"/>
-                <w:sz w:val="20"/>
-                <w:szCs w:val="20"/>
-                <w:rtl w:val="0"/>
-              </w:rPr>
-              <w:t xml:space="preserve">Outside sources point to the character of the founders and the tight-knit inner circle around them. </w:t>
+                <w:sz w:val="20"/>
+                <w:szCs w:val="20"/>
+              </w:rPr>
+            </w:pPr>
+            <w:r>
+              <w:rPr>
+                <w:sz w:val="20"/>
+                <w:szCs w:val="20"/>
+                <w:rtl w:val="0"/>
+              </w:rPr>
+              <w:t xml:space="preserve">They point to the fact that the company is run like a family and caters towards family values.</w:t>
             </w:r>
           </w:p>
           <w:p>
             <w:pPr>
               <w:numPr>
                 <w:ilvl w:val="0"/>
-                <w:numId w:val="33"/>
+                <w:numId w:val="11"/>
               </w:numPr>
               <w:ind w:left="720" w:hanging="360"/>
               <w:rPr>
-                <w:color w:val="ff0000"/>
-                <w:sz w:val="20"/>
-                <w:szCs w:val="20"/>
-                <w:u w:val="none"/>
-              </w:rPr>
-            </w:pPr>
-            <w:r>
-              <w:rPr>
-                <w:color w:val="ff0000"/>
-                <w:sz w:val="20"/>
-                <w:szCs w:val="20"/>
-                <w:rtl w:val="0"/>
-              </w:rPr>
-              <w:t xml:space="preserve">It appeals to a personal defence. The founder is vouched for, the inner circle closes ranks, and loyalty is invoked over external standards. </w:t>
+                <w:sz w:val="20"/>
+                <w:szCs w:val="20"/>
+              </w:rPr>
+            </w:pPr>
+            <w:r>
+              <w:rPr>
+                <w:sz w:val="20"/>
+                <w:szCs w:val="20"/>
+                <w:rtl w:val="0"/>
+              </w:rPr>
+              <w:t xml:space="preserve">The organisation is similar to a family, and family members make mistakes.</w:t>
             </w:r>
           </w:p>
         </w:tc>
@@ -2497,54 +2328,23 @@
           </w:tcPr>
           <w:p>
             <w:pPr>
-              <w:rPr>
-                <w:sz w:val="20"/>
-                <w:szCs w:val="20"/>
-              </w:rPr>
-            </w:pPr>
-            <w:r>
-              <w:rPr>
-                <w:sz w:val="20"/>
-                <w:szCs w:val="20"/>
-                <w:rtl w:val="0"/>
-              </w:rPr>
-              <w:t xml:space="preserve">Legitimacy flows from the sanctity of the mission itself: the cause is treated as self-justifying and morally transcendent, beyond ordinary evidence or accountability.</w:t>
-            </w:r>
-          </w:p>
-          <w:p>
-            <w:pPr>
-              <w:rPr>
-                <w:sz w:val="20"/>
-                <w:szCs w:val="20"/>
-              </w:rPr>
-            </w:pPr>
-            <w:r>
-              <w:rPr>
-                <w:rtl w:val="0"/>
-              </w:rPr>
-            </w:r>
-          </w:p>
-          <w:p>
-            <w:pPr>
               <w:numPr>
                 <w:ilvl w:val="0"/>
                 <w:numId w:val="27"/>
               </w:numPr>
               <w:ind w:left="720" w:hanging="360"/>
               <w:rPr>
-                <w:color w:val="ff0000"/>
-                <w:sz w:val="20"/>
-                <w:szCs w:val="20"/>
-              </w:rPr>
-            </w:pPr>
-            <w:r>
-              <w:rPr>
-                <w:color w:val="ff0000"/>
-                <w:sz w:val="20"/>
-                <w:szCs w:val="20"/>
-                <w:rtl w:val="0"/>
-              </w:rPr>
-              <w:t xml:space="preserve">Trust is gained through the sanctity of the mission itself. The lab should be trusted because its cause transcends itself, and its people are true believers in it.</w:t>
+                <w:sz w:val="20"/>
+                <w:szCs w:val="20"/>
+              </w:rPr>
+            </w:pPr>
+            <w:r>
+              <w:rPr>
+                <w:sz w:val="20"/>
+                <w:szCs w:val="20"/>
+                <w:rtl w:val="0"/>
+              </w:rPr>
+              <w:t xml:space="preserve">This is because of the divine mandate given by god to this company to develop these tools. </w:t>
             </w:r>
           </w:p>
           <w:p>
@@ -2555,19 +2355,17 @@
               </w:numPr>
               <w:ind w:left="720" w:hanging="360"/>
               <w:rPr>
-                <w:color w:val="ff0000"/>
-                <w:sz w:val="20"/>
-                <w:szCs w:val="20"/>
-              </w:rPr>
-            </w:pPr>
-            <w:r>
-              <w:rPr>
-                <w:color w:val="ff0000"/>
-                <w:sz w:val="20"/>
-                <w:szCs w:val="20"/>
-                <w:rtl w:val="0"/>
-              </w:rPr>
-              <w:t xml:space="preserve">External sources point to the depth of its conviction and its moral seriousness about the mission. </w:t>
+                <w:sz w:val="20"/>
+                <w:szCs w:val="20"/>
+              </w:rPr>
+            </w:pPr>
+            <w:r>
+              <w:rPr>
+                <w:sz w:val="20"/>
+                <w:szCs w:val="20"/>
+                <w:rtl w:val="0"/>
+              </w:rPr>
+              <w:t xml:space="preserve">The strong devotion to God is the most important quality for our organisation. </w:t>
             </w:r>
           </w:p>
           <w:p>
@@ -2578,19 +2376,17 @@
               </w:numPr>
               <w:ind w:left="720" w:hanging="360"/>
               <w:rPr>
-                <w:color w:val="ff0000"/>
-                <w:sz w:val="20"/>
-                <w:szCs w:val="20"/>
-              </w:rPr>
-            </w:pPr>
-            <w:r>
-              <w:rPr>
-                <w:color w:val="ff0000"/>
-                <w:sz w:val="20"/>
-                <w:szCs w:val="20"/>
-                <w:rtl w:val="0"/>
-              </w:rPr>
-              <w:t xml:space="preserve">It appeals to the mission itself. The action was required by the cause, and the cause is treated as self-justified. </w:t>
+                <w:sz w:val="20"/>
+                <w:szCs w:val="20"/>
+              </w:rPr>
+            </w:pPr>
+            <w:r>
+              <w:rPr>
+                <w:sz w:val="20"/>
+                <w:szCs w:val="20"/>
+                <w:rtl w:val="0"/>
+              </w:rPr>
+              <w:t xml:space="preserve">This company is only doing the work of god, if you disagree, then you do not have faith in god and your opinion is not valued.</w:t>
             </w:r>
           </w:p>
         </w:tc>
@@ -2656,54 +2452,23 @@
           </w:tcPr>
           <w:p>
             <w:pPr>
-              <w:rPr>
-                <w:sz w:val="20"/>
-                <w:szCs w:val="20"/>
-              </w:rPr>
-            </w:pPr>
-            <w:r>
-              <w:rPr>
-                <w:sz w:val="20"/>
-                <w:szCs w:val="20"/>
-                <w:rtl w:val="0"/>
-              </w:rPr>
-              <w:t xml:space="preserve">Legitimacy is earned through trust and reciprocity with a community: openness, transparency, listening to members and users, and a track record of good faith.</w:t>
-            </w:r>
-          </w:p>
-          <w:p>
-            <w:pPr>
-              <w:rPr>
-                <w:sz w:val="20"/>
-                <w:szCs w:val="20"/>
-              </w:rPr>
-            </w:pPr>
-            <w:r>
-              <w:rPr>
-                <w:rtl w:val="0"/>
-              </w:rPr>
-            </w:r>
-          </w:p>
-          <w:p>
-            <w:pPr>
               <w:numPr>
                 <w:ilvl w:val="0"/>
                 <w:numId w:val="22"/>
               </w:numPr>
               <w:ind w:left="720" w:hanging="360"/>
               <w:rPr>
-                <w:color w:val="ff0000"/>
-                <w:sz w:val="20"/>
-                <w:szCs w:val="20"/>
-              </w:rPr>
-            </w:pPr>
-            <w:r>
-              <w:rPr>
-                <w:color w:val="ff0000"/>
-                <w:sz w:val="20"/>
-                <w:szCs w:val="20"/>
-                <w:rtl w:val="0"/>
-              </w:rPr>
-              <w:t xml:space="preserve">Its trust is earned through openness and reciprocity. Transparency, listening to its users and members, sharing with the community, and a track record of good faith can earn the community's trust. </w:t>
+                <w:sz w:val="20"/>
+                <w:szCs w:val="20"/>
+              </w:rPr>
+            </w:pPr>
+            <w:r>
+              <w:rPr>
+                <w:sz w:val="20"/>
+                <w:szCs w:val="20"/>
+                <w:rtl w:val="0"/>
+              </w:rPr>
+              <w:t xml:space="preserve">The organisation is committed to supporting the artificial intelligence community and the broader communities which it is a part of.</w:t>
             </w:r>
           </w:p>
           <w:p>
@@ -2714,20 +2479,17 @@
               </w:numPr>
               <w:ind w:left="720" w:hanging="360"/>
               <w:rPr>
-                <w:color w:val="ff0000"/>
-                <w:sz w:val="20"/>
-                <w:szCs w:val="20"/>
-                <w:u w:val="none"/>
-              </w:rPr>
-            </w:pPr>
-            <w:r>
-              <w:rPr>
-                <w:color w:val="ff0000"/>
-                <w:sz w:val="20"/>
-                <w:szCs w:val="20"/>
-                <w:rtl w:val="0"/>
-              </w:rPr>
-              <w:t xml:space="preserve">External sources point to its transparency, its responsiveness to the community, and the trust it has built with both members and users. </w:t>
+                <w:sz w:val="20"/>
+                <w:szCs w:val="20"/>
+              </w:rPr>
+            </w:pPr>
+            <w:r>
+              <w:rPr>
+                <w:sz w:val="20"/>
+                <w:szCs w:val="20"/>
+                <w:rtl w:val="0"/>
+              </w:rPr>
+              <w:t xml:space="preserve">The main evidence for the credibility of the organisation is because it is part of the artificial intelligence community and its employees are part of it as well.</w:t>
             </w:r>
           </w:p>
           <w:p>
@@ -2738,20 +2500,17 @@
               </w:numPr>
               <w:ind w:left="720" w:hanging="360"/>
               <w:rPr>
-                <w:color w:val="ff0000"/>
-                <w:sz w:val="20"/>
-                <w:szCs w:val="20"/>
-                <w:u w:val="none"/>
-              </w:rPr>
-            </w:pPr>
-            <w:r>
-              <w:rPr>
-                <w:color w:val="ff0000"/>
-                <w:sz w:val="20"/>
-                <w:szCs w:val="20"/>
-                <w:rtl w:val="0"/>
-              </w:rPr>
-              <w:t xml:space="preserve">It appeals to trust in the community and its forgiveness. It was open about the issue, engaged its critics, and let the community weigh in. </w:t>
+                <w:sz w:val="20"/>
+                <w:szCs w:val="20"/>
+              </w:rPr>
+            </w:pPr>
+            <w:r>
+              <w:rPr>
+                <w:sz w:val="20"/>
+                <w:szCs w:val="20"/>
+                <w:rtl w:val="0"/>
+              </w:rPr>
+              <w:t xml:space="preserve">The appeal is that the other members of the community participate in similar acts.</w:t>
             </w:r>
           </w:p>
         </w:tc>
@@ -4261,7 +4020,7 @@
       <w:pPr>
         <w:numPr>
           <w:ilvl w:val="0"/>
-          <w:numId w:val="36"/>
+          <w:numId w:val="35"/>
         </w:numPr>
         <w:spacing w:after="0" w:afterAutospacing="0" w:lineRule="auto"/>
         <w:ind w:left="720" w:hanging="360"/>
@@ -4281,7 +4040,7 @@
       <w:pPr>
         <w:numPr>
           <w:ilvl w:val="0"/>
-          <w:numId w:val="36"/>
+          <w:numId w:val="35"/>
         </w:numPr>
         <w:spacing w:after="0" w:afterAutospacing="0" w:lineRule="auto"/>
         <w:ind w:left="720" w:hanging="360"/>
@@ -4301,7 +4060,7 @@
       <w:pPr>
         <w:numPr>
           <w:ilvl w:val="0"/>
-          <w:numId w:val="36"/>
+          <w:numId w:val="35"/>
         </w:numPr>
         <w:spacing w:after="100" w:lineRule="auto"/>
         <w:ind w:left="720" w:hanging="360"/>
@@ -4577,7 +4336,7 @@
           </w:p>
           <w:p>
             <w:pPr>
-              <w:ind w:left="0" w:firstLine="0"/>
+              <w:ind w:left="720" w:firstLine="0"/>
               <w:rPr>
                 <w:color w:val="ff0000"/>
                 <w:sz w:val="20"/>
@@ -4586,84 +4345,8 @@
             </w:pPr>
             <w:r>
               <w:rPr>
-                <w:color w:val="ff0000"/>
-                <w:sz w:val="20"/>
-                <w:szCs w:val="20"/>
-                <w:rtl w:val="0"/>
-              </w:rPr>
-              <w:t xml:space="preserve">Very similar to Dr. Sarkar’s: </w:t>
-            </w:r>
-          </w:p>
-          <w:p>
-            <w:pPr>
-              <w:numPr>
-                <w:ilvl w:val="0"/>
-                <w:numId w:val="1"/>
-              </w:numPr>
-              <w:ind w:left="720" w:hanging="360"/>
-              <w:rPr>
-                <w:color w:val="ff0000"/>
-                <w:sz w:val="20"/>
-                <w:szCs w:val="20"/>
-                <w:u w:val="none"/>
-              </w:rPr>
-            </w:pPr>
-            <w:r>
-              <w:rPr>
-                <w:color w:val="ff0000"/>
-                <w:sz w:val="20"/>
-                <w:szCs w:val="20"/>
-                <w:rtl w:val="0"/>
-              </w:rPr>
-              <w:t xml:space="preserve">The technology enables efficient coordination and control through the state apparatus and bureaucracy, thereby extending administrative reach. It supports central planning and redistribution efforts and builds national AI capacity. </w:t>
-            </w:r>
-          </w:p>
-          <w:p>
-            <w:pPr>
-              <w:numPr>
-                <w:ilvl w:val="0"/>
-                <w:numId w:val="1"/>
-              </w:numPr>
-              <w:ind w:left="720" w:hanging="360"/>
-              <w:rPr>
-                <w:color w:val="ff0000"/>
-                <w:sz w:val="20"/>
-                <w:szCs w:val="20"/>
-                <w:u w:val="none"/>
-              </w:rPr>
-            </w:pPr>
-            <w:r>
-              <w:rPr>
-                <w:color w:val="ff0000"/>
-                <w:sz w:val="20"/>
-                <w:szCs w:val="20"/>
-                <w:rtl w:val="0"/>
-              </w:rPr>
-              <w:t xml:space="preserve">Access depends on political standing. Strategic infrastructure and capital remain under state control through licensing permits or regulations. The reasons stated are egalitarian and public-facing. </w:t>
-            </w:r>
-          </w:p>
-          <w:p>
-            <w:pPr>
-              <w:numPr>
-                <w:ilvl w:val="0"/>
-                <w:numId w:val="1"/>
-              </w:numPr>
-              <w:ind w:left="720" w:hanging="360"/>
-              <w:rPr>
-                <w:color w:val="ff0000"/>
-                <w:sz w:val="20"/>
-                <w:szCs w:val="20"/>
-                <w:u w:val="none"/>
-              </w:rPr>
-            </w:pPr>
-            <w:r>
-              <w:rPr>
-                <w:color w:val="ff0000"/>
-                <w:sz w:val="20"/>
-                <w:szCs w:val="20"/>
-                <w:rtl w:val="0"/>
-              </w:rPr>
-              <w:t xml:space="preserve">The infrastructure exists for the national interest, public service, and the collective good. </w:t>
+                <w:rtl w:val="0"/>
+              </w:rPr>
             </w:r>
           </w:p>
         </w:tc>
@@ -4729,50 +4412,18 @@
           </w:tcPr>
           <w:p>
             <w:pPr>
-              <w:rPr>
-                <w:sz w:val="20"/>
-                <w:szCs w:val="20"/>
-              </w:rPr>
-            </w:pPr>
-            <w:r>
-              <w:rPr>
-                <w:sz w:val="20"/>
-                <w:szCs w:val="20"/>
-                <w:rtl w:val="0"/>
-              </w:rPr>
-              <w:t xml:space="preserve">Technology serves to enhance knowledgeability and autonomy: research tools, model access for scientists, and capabilities that deepen expert understanding and independent judgment.</w:t>
-            </w:r>
-          </w:p>
-          <w:p>
-            <w:pPr>
-              <w:rPr>
-                <w:sz w:val="20"/>
-                <w:szCs w:val="20"/>
-              </w:rPr>
-            </w:pPr>
-            <w:r>
-              <w:rPr>
-                <w:rtl w:val="0"/>
-              </w:rPr>
-            </w:r>
-          </w:p>
-          <w:p>
-            <w:pPr>
               <w:numPr>
                 <w:ilvl w:val="0"/>
-                <w:numId w:val="32"/>
+                <w:numId w:val="31"/>
               </w:numPr>
               <w:ind w:left="720" w:hanging="360"/>
               <w:rPr>
-                <w:color w:val="ff0000"/>
-                <w:sz w:val="20"/>
-                <w:szCs w:val="20"/>
-                <w:u w:val="none"/>
-              </w:rPr>
-            </w:pPr>
-            <w:r>
-              <w:rPr>
-                <w:color w:val="ff0000"/>
+                <w:sz w:val="20"/>
+                <w:szCs w:val="20"/>
+              </w:rPr>
+            </w:pPr>
+            <w:r>
+              <w:rPr>
                 <w:sz w:val="20"/>
                 <w:szCs w:val="20"/>
                 <w:rtl w:val="0"/>
@@ -4784,48 +4435,42 @@
             <w:pPr>
               <w:numPr>
                 <w:ilvl w:val="0"/>
-                <w:numId w:val="32"/>
+                <w:numId w:val="31"/>
               </w:numPr>
               <w:ind w:left="720" w:hanging="360"/>
               <w:rPr>
-                <w:color w:val="ff0000"/>
-                <w:sz w:val="20"/>
-                <w:szCs w:val="20"/>
-                <w:u w:val="none"/>
-              </w:rPr>
-            </w:pPr>
-            <w:r>
-              <w:rPr>
-                <w:color w:val="ff0000"/>
-                <w:sz w:val="20"/>
-                <w:szCs w:val="20"/>
-                <w:rtl w:val="0"/>
-              </w:rPr>
-              <w:t xml:space="preserve">Access is allocated by expertise and merit. Researcher access programs, academic partnerships, and evaluation access for qualified experts are justified as advancing science. </w:t>
+                <w:sz w:val="20"/>
+                <w:szCs w:val="20"/>
+              </w:rPr>
+            </w:pPr>
+            <w:r>
+              <w:rPr>
+                <w:sz w:val="20"/>
+                <w:szCs w:val="20"/>
+                <w:rtl w:val="0"/>
+              </w:rPr>
+              <w:t xml:space="preserve">Access is allocated by expertise and merit. Researcher access programs, academic partnerships, and evaluation access for qualified experts are justified as advancing science. Broader access is also provided to various models for professional endeavors.</w:t>
             </w:r>
           </w:p>
           <w:p>
             <w:pPr>
               <w:numPr>
                 <w:ilvl w:val="0"/>
-                <w:numId w:val="32"/>
+                <w:numId w:val="31"/>
               </w:numPr>
               <w:ind w:left="720" w:hanging="360"/>
               <w:rPr>
-                <w:color w:val="ff0000"/>
-                <w:sz w:val="20"/>
-                <w:szCs w:val="20"/>
-                <w:u w:val="none"/>
-              </w:rPr>
-            </w:pPr>
-            <w:r>
-              <w:rPr>
-                <w:color w:val="ff0000"/>
-                <w:sz w:val="20"/>
-                <w:szCs w:val="20"/>
-                <w:rtl w:val="0"/>
-              </w:rPr>
-              <w:t xml:space="preserve">The infrastructure exists for the purpose of research. This enables experimentation, reproducibility, and deeper expert understanding. </w:t>
+                <w:sz w:val="20"/>
+                <w:szCs w:val="20"/>
+              </w:rPr>
+            </w:pPr>
+            <w:r>
+              <w:rPr>
+                <w:sz w:val="20"/>
+                <w:szCs w:val="20"/>
+                <w:rtl w:val="0"/>
+              </w:rPr>
+              <w:t xml:space="preserve">The infrastructure exists for the purpose of research and development. This enables experimentation, reproducibility, and deeper expert understanding. This also increases the productivity of workers and drives professional development.</w:t>
             </w:r>
           </w:p>
         </w:tc>
@@ -4891,54 +4536,23 @@
           </w:tcPr>
           <w:p>
             <w:pPr>
-              <w:rPr>
-                <w:sz w:val="20"/>
-                <w:szCs w:val="20"/>
-              </w:rPr>
-            </w:pPr>
-            <w:r>
-              <w:rPr>
-                <w:sz w:val="20"/>
-                <w:szCs w:val="20"/>
-                <w:rtl w:val="0"/>
-              </w:rPr>
-              <w:t xml:space="preserve">Technology serves to stimulate and coordinate transactions: commercial products, usage-priced APIs, marketplaces, and features designed to drive exchange between buyers and sellers.</w:t>
-            </w:r>
-          </w:p>
-          <w:p>
-            <w:pPr>
-              <w:rPr>
-                <w:sz w:val="20"/>
-                <w:szCs w:val="20"/>
-              </w:rPr>
-            </w:pPr>
-            <w:r>
-              <w:rPr>
-                <w:rtl w:val="0"/>
-              </w:rPr>
-            </w:r>
-          </w:p>
-          <w:p>
-            <w:pPr>
               <w:numPr>
                 <w:ilvl w:val="0"/>
                 <w:numId w:val="3"/>
               </w:numPr>
               <w:ind w:left="720" w:hanging="360"/>
               <w:rPr>
-                <w:color w:val="ff0000"/>
-                <w:sz w:val="20"/>
-                <w:szCs w:val="20"/>
-              </w:rPr>
-            </w:pPr>
-            <w:r>
-              <w:rPr>
-                <w:color w:val="ff0000"/>
-                <w:sz w:val="20"/>
-                <w:szCs w:val="20"/>
-                <w:rtl w:val="0"/>
-              </w:rPr>
-              <w:t xml:space="preserve">The technology enables commerce. It stimulates and coordinates transactions, creating economic value for customers, automating work, and powering products people pay for. </w:t>
+                <w:sz w:val="20"/>
+                <w:szCs w:val="20"/>
+              </w:rPr>
+            </w:pPr>
+            <w:r>
+              <w:rPr>
+                <w:sz w:val="20"/>
+                <w:szCs w:val="20"/>
+                <w:rtl w:val="0"/>
+              </w:rPr>
+              <w:t xml:space="preserve">Technology enables commerce. It stimulates and coordinates transactions, creating economic value for customers, automating work, and powering products people pay for. Increasing movement in the economy.</w:t>
             </w:r>
           </w:p>
           <w:p>
@@ -4949,15 +4563,12 @@
               </w:numPr>
               <w:ind w:left="720" w:hanging="360"/>
               <w:rPr>
-                <w:color w:val="ff0000"/>
-                <w:sz w:val="20"/>
-                <w:szCs w:val="20"/>
-                <w:u w:val="none"/>
-              </w:rPr>
-            </w:pPr>
-            <w:r>
-              <w:rPr>
-                <w:color w:val="ff0000"/>
+                <w:sz w:val="20"/>
+                <w:szCs w:val="20"/>
+              </w:rPr>
+            </w:pPr>
+            <w:r>
+              <w:rPr>
                 <w:sz w:val="20"/>
                 <w:szCs w:val="20"/>
                 <w:rtl w:val="0"/>
@@ -4973,20 +4584,17 @@
               </w:numPr>
               <w:ind w:left="720" w:hanging="360"/>
               <w:rPr>
-                <w:color w:val="ff0000"/>
-                <w:sz w:val="20"/>
-                <w:szCs w:val="20"/>
-                <w:u w:val="none"/>
-              </w:rPr>
-            </w:pPr>
-            <w:r>
-              <w:rPr>
-                <w:color w:val="ff0000"/>
-                <w:sz w:val="20"/>
-                <w:szCs w:val="20"/>
-                <w:rtl w:val="0"/>
-              </w:rPr>
-              <w:t xml:space="preserve">The infrastructure is a product platform and marketplace. It is a place where buyers and sellers exchange value. </w:t>
+                <w:sz w:val="20"/>
+                <w:szCs w:val="20"/>
+              </w:rPr>
+            </w:pPr>
+            <w:r>
+              <w:rPr>
+                <w:sz w:val="20"/>
+                <w:szCs w:val="20"/>
+                <w:rtl w:val="0"/>
+              </w:rPr>
+              <w:t xml:space="preserve">The infrastructure is a product platform and marketplace. It is a place where buyers purchase access to valuable thinking artificial intelligence resources to use to drive market value.</w:t>
             </w:r>
           </w:p>
         </w:tc>
@@ -5052,73 +4660,39 @@
           </w:tcPr>
           <w:p>
             <w:pPr>
-              <w:rPr>
-                <w:sz w:val="20"/>
-                <w:szCs w:val="20"/>
-              </w:rPr>
-            </w:pPr>
-            <w:r>
-              <w:rPr>
-                <w:sz w:val="20"/>
-                <w:szCs w:val="20"/>
-                <w:rtl w:val="0"/>
-              </w:rPr>
-              <w:t xml:space="preserve">Technology serves to standardize and control operations: enterprise integration, centralized control over deployment and use, and uniform, managed processes.</w:t>
-            </w:r>
-          </w:p>
-          <w:p>
-            <w:pPr>
-              <w:rPr>
-                <w:sz w:val="20"/>
-                <w:szCs w:val="20"/>
-              </w:rPr>
-            </w:pPr>
-            <w:r>
-              <w:rPr>
-                <w:rtl w:val="0"/>
-              </w:rPr>
-            </w:r>
-          </w:p>
-          <w:p>
-            <w:pPr>
               <w:numPr>
                 <w:ilvl w:val="0"/>
-                <w:numId w:val="29"/>
+                <w:numId w:val="28"/>
               </w:numPr>
               <w:ind w:left="720" w:hanging="360"/>
               <w:rPr>
-                <w:color w:val="ff0000"/>
-                <w:sz w:val="20"/>
-                <w:szCs w:val="20"/>
-              </w:rPr>
-            </w:pPr>
-            <w:r>
-              <w:rPr>
-                <w:color w:val="ff0000"/>
-                <w:sz w:val="20"/>
-                <w:szCs w:val="20"/>
-                <w:rtl w:val="0"/>
-              </w:rPr>
-              <w:t xml:space="preserve">Technology serves to standardize and control operations. It can be utilized for functions such as enterprise integration and workflow automation under centralized, uniform policies.</w:t>
+                <w:sz w:val="20"/>
+                <w:szCs w:val="20"/>
+              </w:rPr>
+            </w:pPr>
+            <w:r>
+              <w:rPr>
+                <w:sz w:val="20"/>
+                <w:szCs w:val="20"/>
+                <w:rtl w:val="0"/>
+              </w:rPr>
+              <w:t xml:space="preserve">Technology serves to standardize and control operations. It can be utilized for functions such as enterprise integration and workflow automation under centralized, uniform policies, allowing organisations to become more efficient, scale, and grow.</w:t>
             </w:r>
           </w:p>
           <w:p>
             <w:pPr>
               <w:numPr>
                 <w:ilvl w:val="0"/>
-                <w:numId w:val="29"/>
+                <w:numId w:val="28"/>
               </w:numPr>
               <w:ind w:left="720" w:hanging="360"/>
               <w:rPr>
-                <w:color w:val="ff0000"/>
-                <w:sz w:val="20"/>
-                <w:szCs w:val="20"/>
-                <w:u w:val="none"/>
-              </w:rPr>
-            </w:pPr>
-            <w:r>
-              <w:rPr>
-                <w:color w:val="ff0000"/>
+                <w:sz w:val="20"/>
+                <w:szCs w:val="20"/>
+              </w:rPr>
+            </w:pPr>
+            <w:r>
+              <w:rPr>
                 <w:sz w:val="20"/>
                 <w:szCs w:val="20"/>
                 <w:rtl w:val="0"/>
@@ -5130,19 +4704,16 @@
             <w:pPr>
               <w:numPr>
                 <w:ilvl w:val="0"/>
-                <w:numId w:val="29"/>
+                <w:numId w:val="28"/>
               </w:numPr>
               <w:ind w:left="720" w:hanging="360"/>
               <w:rPr>
-                <w:color w:val="ff0000"/>
-                <w:sz w:val="20"/>
-                <w:szCs w:val="20"/>
-                <w:u w:val="none"/>
-              </w:rPr>
-            </w:pPr>
-            <w:r>
-              <w:rPr>
-                <w:color w:val="ff0000"/>
+                <w:sz w:val="20"/>
+                <w:szCs w:val="20"/>
+              </w:rPr>
+            </w:pPr>
+            <w:r>
+              <w:rPr>
                 <w:sz w:val="20"/>
                 <w:szCs w:val="20"/>
                 <w:rtl w:val="0"/>
@@ -5151,7 +4722,6 @@
             </w:r>
             <w:r>
               <w:rPr>
-                <w:color w:val="ff0000"/>
                 <w:sz w:val="20"/>
                 <w:szCs w:val="20"/>
                 <w:rtl w:val="0"/>
@@ -5234,29 +4804,8 @@
             </w:pPr>
             <w:r>
               <w:rPr>
-                <w:sz w:val="20"/>
-                <w:szCs w:val="20"/>
-                <w:rtl w:val="0"/>
-              </w:rPr>
-              <w:t xml:space="preserve">Technology mainly serves to reinforce the inner circle's bonds and position </w:t>
-            </w:r>
-            <w:r>
-              <w:rPr>
-                <w:b w:val="1"/>
-                <w:bCs w:val="1"/>
-                <w:sz w:val="20"/>
-                <w:szCs w:val="20"/>
-                <w:rtl w:val="0"/>
-              </w:rPr>
-              <w:t xml:space="preserve">(no canonical affordance in the literature</w:t>
-            </w:r>
-            <w:r>
-              <w:rPr>
-                <w:sz w:val="20"/>
-                <w:szCs w:val="20"/>
-                <w:rtl w:val="0"/>
-              </w:rPr>
-              <w:t xml:space="preserve">). </w:t>
+                <w:rtl w:val="0"/>
+              </w:rPr>
             </w:r>
           </w:p>
           <w:p>
@@ -5276,71 +4825,63 @@
             <w:pPr>
               <w:numPr>
                 <w:ilvl w:val="0"/>
-                <w:numId w:val="31"/>
+                <w:numId w:val="30"/>
               </w:numPr>
               <w:ind w:left="720" w:hanging="360"/>
               <w:rPr>
-                <w:color w:val="ff0000"/>
-                <w:sz w:val="20"/>
-                <w:szCs w:val="20"/>
-              </w:rPr>
-            </w:pPr>
-            <w:r>
-              <w:rPr>
-                <w:color w:val="ff0000"/>
-                <w:sz w:val="20"/>
-                <w:szCs w:val="20"/>
-                <w:rtl w:val="0"/>
-              </w:rPr>
-              <w:t xml:space="preserve">The technology is presented mainly as the founders' personal project. Its function is described through what it does for the inner circle. </w:t>
+                <w:sz w:val="20"/>
+                <w:szCs w:val="20"/>
+              </w:rPr>
+            </w:pPr>
+            <w:r>
+              <w:rPr>
+                <w:sz w:val="20"/>
+                <w:szCs w:val="20"/>
+                <w:rtl w:val="0"/>
+              </w:rPr>
+              <w:t xml:space="preserve">The technology is able to drive a stronger bond between family members.</w:t>
             </w:r>
           </w:p>
           <w:p>
             <w:pPr>
               <w:numPr>
                 <w:ilvl w:val="0"/>
-                <w:numId w:val="31"/>
+                <w:numId w:val="30"/>
               </w:numPr>
               <w:ind w:left="720" w:hanging="360"/>
               <w:rPr>
-                <w:color w:val="ff0000"/>
-                <w:sz w:val="20"/>
-                <w:szCs w:val="20"/>
-                <w:u w:val="none"/>
-              </w:rPr>
-            </w:pPr>
-            <w:r>
-              <w:rPr>
-                <w:color w:val="ff0000"/>
-                <w:sz w:val="20"/>
-                <w:szCs w:val="20"/>
-                <w:rtl w:val="0"/>
-              </w:rPr>
-              <w:t xml:space="preserve">Access is granted through personal relationships with the founders and their inner circle rather than public criteria. </w:t>
+                <w:sz w:val="20"/>
+                <w:szCs w:val="20"/>
+              </w:rPr>
+            </w:pPr>
+            <w:r>
+              <w:rPr>
+                <w:sz w:val="20"/>
+                <w:szCs w:val="20"/>
+                <w:rtl w:val="0"/>
+              </w:rPr>
+              <w:t xml:space="preserve">The organisation allows the head of a family to drive access to other family members.</w:t>
             </w:r>
           </w:p>
           <w:p>
             <w:pPr>
               <w:numPr>
                 <w:ilvl w:val="0"/>
-                <w:numId w:val="31"/>
+                <w:numId w:val="30"/>
               </w:numPr>
               <w:ind w:left="720" w:hanging="360"/>
               <w:rPr>
-                <w:color w:val="ff0000"/>
-                <w:sz w:val="20"/>
-                <w:szCs w:val="20"/>
-                <w:u w:val="none"/>
-              </w:rPr>
-            </w:pPr>
-            <w:r>
-              <w:rPr>
-                <w:color w:val="ff0000"/>
-                <w:sz w:val="20"/>
-                <w:szCs w:val="20"/>
-                <w:rtl w:val="0"/>
-              </w:rPr>
-              <w:t xml:space="preserve">Infrastructure serves the founding circle itself. </w:t>
+                <w:sz w:val="20"/>
+                <w:szCs w:val="20"/>
+              </w:rPr>
+            </w:pPr>
+            <w:r>
+              <w:rPr>
+                <w:sz w:val="20"/>
+                <w:szCs w:val="20"/>
+                <w:rtl w:val="0"/>
+              </w:rPr>
+              <w:t xml:space="preserve">The infrastructure is built for the head of the family, and distributed to other family members.</w:t>
             </w:r>
           </w:p>
         </w:tc>
@@ -5415,30 +4956,17 @@
             </w:pPr>
             <w:r>
               <w:rPr>
-                <w:sz w:val="20"/>
-                <w:szCs w:val="20"/>
-                <w:rtl w:val="0"/>
-              </w:rPr>
-              <w:t xml:space="preserve">Technology mainly serves as an expression of the sacred mission</w:t>
-            </w:r>
-            <w:r>
+                <w:rtl w:val="0"/>
+              </w:rPr>
+            </w:r>
+          </w:p>
+          <w:p>
+            <w:pPr>
               <w:rPr>
                 <w:b w:val="1"/>
                 <w:bCs w:val="1"/>
                 <w:sz w:val="20"/>
                 <w:szCs w:val="20"/>
-                <w:rtl w:val="0"/>
-              </w:rPr>
-              <w:t xml:space="preserve"> (no canonical affordance in the literature).</w:t>
-            </w:r>
-          </w:p>
-          <w:p>
-            <w:pPr>
-              <w:rPr>
-                <w:b w:val="1"/>
-                <w:bCs w:val="1"/>
-                <w:sz w:val="20"/>
-                <w:szCs w:val="20"/>
               </w:rPr>
             </w:pPr>
             <w:r>
@@ -5451,71 +4979,68 @@
             <w:pPr>
               <w:numPr>
                 <w:ilvl w:val="0"/>
-                <w:numId w:val="6"/>
+                <w:numId w:val="26"/>
               </w:numPr>
               <w:ind w:left="720" w:hanging="360"/>
               <w:rPr>
-                <w:color w:val="ff0000"/>
-                <w:sz w:val="20"/>
-                <w:szCs w:val="20"/>
-              </w:rPr>
-            </w:pPr>
-            <w:r>
-              <w:rPr>
-                <w:color w:val="ff0000"/>
-                <w:sz w:val="20"/>
-                <w:szCs w:val="20"/>
-                <w:rtl w:val="0"/>
-              </w:rPr>
-              <w:t xml:space="preserve">The technology is described as the embodiment or expression of the sacred mission rather than by any practical function. </w:t>
+                <w:sz w:val="20"/>
+                <w:szCs w:val="20"/>
+              </w:rPr>
+            </w:pPr>
+            <w:r>
+              <w:rPr>
+                <w:sz w:val="20"/>
+                <w:szCs w:val="20"/>
+                <w:rtl w:val="0"/>
+              </w:rPr>
+              <w:t xml:space="preserve">The technology is described as an instrument of the will of God. It exists to spread the faith and serve religious practice.</w:t>
             </w:r>
           </w:p>
           <w:p>
             <w:pPr>
               <w:numPr>
                 <w:ilvl w:val="0"/>
-                <w:numId w:val="6"/>
+                <w:numId w:val="26"/>
               </w:numPr>
               <w:ind w:left="720" w:hanging="360"/>
               <w:rPr>
-                <w:color w:val="ff0000"/>
-                <w:sz w:val="20"/>
-                <w:szCs w:val="20"/>
-                <w:u w:val="none"/>
-              </w:rPr>
-            </w:pPr>
-            <w:r>
-              <w:rPr>
-                <w:color w:val="ff0000"/>
-                <w:sz w:val="20"/>
-                <w:szCs w:val="20"/>
-                <w:rtl w:val="0"/>
-              </w:rPr>
-              <w:t xml:space="preserve">Decisions of who gets access rely on their loyalty to the sacred mission. Access goes to those who serve the cause. </w:t>
+                <w:sz w:val="20"/>
+                <w:szCs w:val="20"/>
+              </w:rPr>
+            </w:pPr>
+            <w:r>
+              <w:rPr>
+                <w:sz w:val="20"/>
+                <w:szCs w:val="20"/>
+                <w:rtl w:val="0"/>
+              </w:rPr>
+              <w:t xml:space="preserve">Access is granted according to religious standings. It goes to those who serve God and follow the teachings, as judged by religious leaders. </w:t>
             </w:r>
           </w:p>
           <w:p>
             <w:pPr>
               <w:numPr>
                 <w:ilvl w:val="0"/>
-                <w:numId w:val="6"/>
+                <w:numId w:val="26"/>
               </w:numPr>
               <w:ind w:left="720" w:hanging="360"/>
               <w:rPr>
-                <w:color w:val="ff0000"/>
-                <w:sz w:val="20"/>
-                <w:szCs w:val="20"/>
-                <w:u w:val="none"/>
-              </w:rPr>
-            </w:pPr>
-            <w:r>
-              <w:rPr>
-                <w:color w:val="ff0000"/>
-                <w:sz w:val="20"/>
-                <w:szCs w:val="20"/>
-                <w:rtl w:val="0"/>
-              </w:rPr>
-              <w:t xml:space="preserve">Infrastructure is built to advance the transcendent goal. Practical uses are treated as secondary. </w:t>
+                <w:sz w:val="20"/>
+                <w:szCs w:val="20"/>
+              </w:rPr>
+            </w:pPr>
+            <w:r>
+              <w:rPr>
+                <w:sz w:val="20"/>
+                <w:szCs w:val="20"/>
+                <w:rtl w:val="0"/>
+              </w:rPr>
+              <w:t xml:space="preserve">The infrastructure exists for worship and the service of God. </w:t>
+            </w:r>
+            <w:r>
+              <w:rPr>
+                <w:rtl w:val="0"/>
+              </w:rPr>
             </w:r>
           </w:p>
         </w:tc>
@@ -5581,103 +5106,66 @@
           </w:tcPr>
           <w:p>
             <w:pPr>
-              <w:rPr>
-                <w:sz w:val="20"/>
-                <w:szCs w:val="20"/>
-              </w:rPr>
-            </w:pPr>
-            <w:r>
-              <w:rPr>
-                <w:sz w:val="20"/>
-                <w:szCs w:val="20"/>
-                <w:rtl w:val="0"/>
-              </w:rPr>
-              <w:t xml:space="preserve">Technology serves to connect members and open governance: open weights and tooling, community forums and contributions, and participatory decision processes.</w:t>
-            </w:r>
-          </w:p>
-          <w:p>
-            <w:pPr>
-              <w:rPr>
-                <w:sz w:val="20"/>
-                <w:szCs w:val="20"/>
-              </w:rPr>
-            </w:pPr>
-            <w:r>
-              <w:rPr>
-                <w:rtl w:val="0"/>
-              </w:rPr>
-            </w:r>
-          </w:p>
-          <w:p>
-            <w:pPr>
               <w:numPr>
                 <w:ilvl w:val="0"/>
-                <w:numId w:val="11"/>
+                <w:numId w:val="10"/>
               </w:numPr>
               <w:spacing w:after="0" w:afterAutospacing="0" w:lineRule="auto"/>
               <w:ind w:left="720" w:hanging="360"/>
               <w:rPr>
-                <w:color w:val="ff0000"/>
-                <w:sz w:val="20"/>
-                <w:szCs w:val="20"/>
-              </w:rPr>
-            </w:pPr>
-            <w:r>
-              <w:rPr>
-                <w:color w:val="ff0000"/>
-                <w:sz w:val="20"/>
-                <w:szCs w:val="20"/>
-                <w:rtl w:val="0"/>
-              </w:rPr>
-              <w:t xml:space="preserve">The technology enables connection and participation: open weights and tooling, shared resources, and capabilities for members to build together.</w:t>
+                <w:sz w:val="20"/>
+                <w:szCs w:val="20"/>
+              </w:rPr>
+            </w:pPr>
+            <w:r>
+              <w:rPr>
+                <w:sz w:val="20"/>
+                <w:szCs w:val="20"/>
+                <w:rtl w:val="0"/>
+              </w:rPr>
+              <w:t xml:space="preserve">This allows community members to develop technology together across disciplines and organisations as long as they are part of the same community.</w:t>
             </w:r>
           </w:p>
           <w:p>
             <w:pPr>
               <w:numPr>
                 <w:ilvl w:val="0"/>
-                <w:numId w:val="11"/>
+                <w:numId w:val="10"/>
               </w:numPr>
               <w:ind w:left="720" w:hanging="360"/>
               <w:rPr>
-                <w:color w:val="ff0000"/>
-                <w:sz w:val="20"/>
-                <w:szCs w:val="20"/>
-                <w:u w:val="none"/>
-              </w:rPr>
-            </w:pPr>
-            <w:r>
-              <w:rPr>
-                <w:color w:val="ff0000"/>
-                <w:sz w:val="20"/>
-                <w:szCs w:val="20"/>
-                <w:rtl w:val="0"/>
-              </w:rPr>
-              <w:t xml:space="preserve">Access is open to the community. Empowering members, keeping work transparent, and allowing the capability for members to work together are signs of community access. </w:t>
+                <w:sz w:val="20"/>
+                <w:szCs w:val="20"/>
+              </w:rPr>
+            </w:pPr>
+            <w:r>
+              <w:rPr>
+                <w:sz w:val="20"/>
+                <w:szCs w:val="20"/>
+                <w:rtl w:val="0"/>
+              </w:rPr>
+              <w:t xml:space="preserve">Access is open to the community members who use the technology symbiotically to develop new technology and contribute to the community.</w:t>
             </w:r>
           </w:p>
           <w:p>
             <w:pPr>
               <w:numPr>
                 <w:ilvl w:val="0"/>
-                <w:numId w:val="11"/>
+                <w:numId w:val="10"/>
               </w:numPr>
               <w:ind w:left="720" w:hanging="360"/>
               <w:rPr>
-                <w:color w:val="ff0000"/>
-                <w:sz w:val="20"/>
-                <w:szCs w:val="20"/>
-                <w:u w:val="none"/>
-              </w:rPr>
-            </w:pPr>
-            <w:r>
-              <w:rPr>
-                <w:color w:val="ff0000"/>
-                <w:sz w:val="20"/>
-                <w:szCs w:val="20"/>
-                <w:rtl w:val="0"/>
-              </w:rPr>
-              <w:t xml:space="preserve">Said to have a common infrastructure. Platforms are forums, contributions, and participatory processes that connect members and open governance to them. </w:t>
+                <w:sz w:val="20"/>
+                <w:szCs w:val="20"/>
+              </w:rPr>
+            </w:pPr>
+            <w:r>
+              <w:rPr>
+                <w:sz w:val="20"/>
+                <w:szCs w:val="20"/>
+                <w:rtl w:val="0"/>
+              </w:rPr>
+              <w:t xml:space="preserve">Community infrastructure is important so that value can be easily provided to community members and technology developed.</w:t>
             </w:r>
           </w:p>
         </w:tc>
@@ -7438,35 +6926,8 @@
             </w:pPr>
             <w:r>
               <w:rPr>
-                <w:sz w:val="20"/>
-                <w:szCs w:val="20"/>
-                <w:highlight w:val="yellow"/>
-                <w:rtl w:val="0"/>
-              </w:rPr>
-              <w:t xml:space="preserve">Q2. Attention tracks entities with public and governmental standing, including ministries, proposed regulations, and relevant officials responsible for granting capital and data access. The communication address alignment with national development and public benefit. Secondary audience is the public, highlighting any reassurance of safety, stability, jobs, without destabilizing disruption.</w:t>
-            </w:r>
-            <w:r>
-              <w:rPr>
-                <w:sz w:val="20"/>
-                <w:szCs w:val="20"/>
-                <w:rtl w:val="0"/>
-              </w:rPr>
-              <w:br w:type="textWrapping"/>
-            </w:r>
-            <w:r>
-              <w:rPr>
-                <w:rtl w:val="0"/>
-              </w:rPr>
-              <w:br w:type="textWrapping"/>
-            </w:r>
-            <w:r>
-              <w:rPr>
-                <w:sz w:val="20"/>
-                <w:szCs w:val="20"/>
-                <w:highlight w:val="yellow"/>
-                <w:rtl w:val="0"/>
-              </w:rPr>
-              <w:t xml:space="preserve">Q3. Behaviour change is triggered by actions of the state; such as, new regulation, content and security directives, shifts in national plan priorities. Another trigger is anything that threatens political or social stability or the firm's legitimacy with the state — public grievances, social-movement attention, or media coverage.</w:t>
+                <w:rtl w:val="0"/>
+              </w:rPr>
             </w:r>
           </w:p>
           <w:p>
@@ -7487,72 +6948,81 @@
             <w:pPr>
               <w:numPr>
                 <w:ilvl w:val="0"/>
-                <w:numId w:val="10"/>
+                <w:numId w:val="9"/>
               </w:numPr>
               <w:ind w:left="720" w:hanging="360"/>
               <w:rPr>
-                <w:color w:val="ff0000"/>
-                <w:sz w:val="20"/>
-                <w:szCs w:val="20"/>
-                <w:u w:val="none"/>
-              </w:rPr>
-            </w:pPr>
-            <w:r>
-              <w:rPr>
-                <w:color w:val="ff0000"/>
-                <w:sz w:val="20"/>
-                <w:szCs w:val="20"/>
-                <w:rtl w:val="0"/>
-              </w:rPr>
-              <w:t xml:space="preserve">Progress is reported as a contribution to public benefit and national goals. Enabling public services, jobs, safety, and stability, framed as alignment with national development. </w:t>
-            </w:r>
-          </w:p>
-          <w:p>
-            <w:pPr>
-              <w:numPr>
-                <w:ilvl w:val="0"/>
-                <w:numId w:val="10"/>
-              </w:numPr>
-              <w:ind w:left="720" w:hanging="360"/>
-              <w:rPr>
-                <w:color w:val="ff0000"/>
-                <w:sz w:val="20"/>
-                <w:szCs w:val="20"/>
-                <w:u w:val="none"/>
-              </w:rPr>
-            </w:pPr>
-            <w:r>
-              <w:rPr>
-                <w:color w:val="ff0000"/>
-                <w:sz w:val="20"/>
-                <w:szCs w:val="20"/>
-                <w:rtl w:val="0"/>
-              </w:rPr>
-              <w:t xml:space="preserve">Attention tracks entities with public and governmental standing. Ministries, regulators, and relevant officials come first. The public is the secondary audience, reassured on safety, stability, and jobs without destabilizing disruption.</w:t>
-            </w:r>
-          </w:p>
-          <w:p>
-            <w:pPr>
-              <w:numPr>
-                <w:ilvl w:val="0"/>
-                <w:numId w:val="10"/>
-              </w:numPr>
-              <w:ind w:left="720" w:hanging="360"/>
-              <w:rPr>
-                <w:color w:val="ff0000"/>
-                <w:sz w:val="20"/>
-                <w:szCs w:val="20"/>
-                <w:u w:val="none"/>
-              </w:rPr>
-            </w:pPr>
-            <w:r>
-              <w:rPr>
-                <w:color w:val="ff0000"/>
-                <w:sz w:val="20"/>
-                <w:szCs w:val="20"/>
-                <w:rtl w:val="0"/>
-              </w:rPr>
-              <w:t xml:space="preserve">Behaviour changes with the actions of the state. New regulation, content and security directives, or shifts in national priorities, and with anything that threatens political or social stability or the lab's legitimacy with the state, such as public grievances or media coverage. </w:t>
+                <w:sz w:val="20"/>
+                <w:szCs w:val="20"/>
+              </w:rPr>
+            </w:pPr>
+            <w:r>
+              <w:rPr>
+                <w:sz w:val="20"/>
+                <w:szCs w:val="20"/>
+                <w:rtl w:val="0"/>
+              </w:rPr>
+              <w:t xml:space="preserve">The progress should primarily be directed to supporting the government and the needs of the government to fulfill its duties.</w:t>
+            </w:r>
+          </w:p>
+          <w:p>
+            <w:pPr>
+              <w:ind w:left="0" w:firstLine="0"/>
+              <w:rPr>
+                <w:sz w:val="20"/>
+                <w:szCs w:val="20"/>
+              </w:rPr>
+            </w:pPr>
+            <w:r>
+              <w:rPr>
+                <w:sz w:val="20"/>
+                <w:szCs w:val="20"/>
+                <w:highlight w:val="yellow"/>
+                <w:rtl w:val="0"/>
+              </w:rPr>
+              <w:t xml:space="preserve">Q2. Attention tracks entities with public and governmental standing, including ministries, proposed regulations, and relevant officials responsible for granting capital and data access. The communication address alignment with national development and public benefit. Secondary audience is the public, highlighting any reassurance of safety, stability, jobs, without destabilizing disruption.</w:t>
+            </w:r>
+            <w:r>
+              <w:rPr>
+                <w:sz w:val="20"/>
+                <w:szCs w:val="20"/>
+                <w:rtl w:val="0"/>
+              </w:rPr>
+              <w:br w:type="textWrapping"/>
+            </w:r>
+            <w:r>
+              <w:rPr>
+                <w:rtl w:val="0"/>
+              </w:rPr>
+              <w:br w:type="textWrapping"/>
+            </w:r>
+            <w:r>
+              <w:rPr>
+                <w:sz w:val="20"/>
+                <w:szCs w:val="20"/>
+                <w:highlight w:val="yellow"/>
+                <w:rtl w:val="0"/>
+              </w:rPr>
+              <w:t xml:space="preserve">Q3. Behaviour change is triggered by actions of the state; such as, new regulation, content and security directives, shifts in national plan priorities. Another trigger is anything that threatens political or social stability or the firm's legitimacy with the state — public grievances, social-movement attention, or media coverage.</w:t>
+            </w:r>
+            <w:r>
+              <w:rPr>
+                <w:rtl w:val="0"/>
+              </w:rPr>
+            </w:r>
+          </w:p>
+          <w:p>
+            <w:pPr>
+              <w:ind w:left="720" w:firstLine="0"/>
+              <w:rPr>
+                <w:sz w:val="20"/>
+                <w:szCs w:val="20"/>
+              </w:rPr>
+            </w:pPr>
+            <w:r>
+              <w:rPr>
+                <w:rtl w:val="0"/>
+              </w:rPr>
             </w:r>
           </w:p>
         </w:tc>
@@ -7618,102 +7088,65 @@
           </w:tcPr>
           <w:p>
             <w:pPr>
-              <w:rPr>
-                <w:sz w:val="20"/>
-                <w:szCs w:val="20"/>
-              </w:rPr>
-            </w:pPr>
-            <w:r>
-              <w:rPr>
-                <w:sz w:val="20"/>
-                <w:szCs w:val="20"/>
-                <w:rtl w:val="0"/>
-              </w:rPr>
-              <w:t xml:space="preserve">Attention tracks professional standing: benchmark results, publications and citations, research breakthroughs, and esteem among scientific peers.</w:t>
-            </w:r>
-          </w:p>
-          <w:p>
-            <w:pPr>
-              <w:rPr>
-                <w:sz w:val="20"/>
-                <w:szCs w:val="20"/>
-              </w:rPr>
-            </w:pPr>
-            <w:r>
-              <w:rPr>
-                <w:rtl w:val="0"/>
-              </w:rPr>
-            </w:r>
-          </w:p>
-          <w:p>
-            <w:pPr>
               <w:numPr>
                 <w:ilvl w:val="0"/>
-                <w:numId w:val="37"/>
+                <w:numId w:val="36"/>
               </w:numPr>
               <w:ind w:left="720" w:hanging="360"/>
               <w:rPr>
-                <w:color w:val="ff0000"/>
-                <w:sz w:val="20"/>
-                <w:szCs w:val="20"/>
-              </w:rPr>
-            </w:pPr>
-            <w:r>
-              <w:rPr>
-                <w:color w:val="ff0000"/>
-                <w:sz w:val="20"/>
-                <w:szCs w:val="20"/>
-                <w:rtl w:val="0"/>
-              </w:rPr>
-              <w:t xml:space="preserve">Progress is reported as research standing. Benchmark results, publications and citations, and scientific breakthroughs.</w:t>
+                <w:sz w:val="20"/>
+                <w:szCs w:val="20"/>
+              </w:rPr>
+            </w:pPr>
+            <w:r>
+              <w:rPr>
+                <w:sz w:val="20"/>
+                <w:szCs w:val="20"/>
+                <w:rtl w:val="0"/>
+              </w:rPr>
+              <w:t xml:space="preserve">Progress is reported as research standing of the members of the company.. Benchmark results, publications and citations, and scientific breakthroughs.</w:t>
             </w:r>
           </w:p>
           <w:p>
             <w:pPr>
               <w:numPr>
                 <w:ilvl w:val="0"/>
-                <w:numId w:val="37"/>
+                <w:numId w:val="36"/>
               </w:numPr>
               <w:ind w:left="720" w:hanging="360"/>
               <w:rPr>
-                <w:color w:val="ff0000"/>
-                <w:sz w:val="20"/>
-                <w:szCs w:val="20"/>
-                <w:u w:val="none"/>
-              </w:rPr>
-            </w:pPr>
-            <w:r>
-              <w:rPr>
-                <w:color w:val="ff0000"/>
-                <w:sz w:val="20"/>
-                <w:szCs w:val="20"/>
-                <w:rtl w:val="0"/>
-              </w:rPr>
-              <w:t xml:space="preserve">The research community is addressed first. Papers, technical reports, and peer venues take priority over other channels. </w:t>
+                <w:sz w:val="20"/>
+                <w:szCs w:val="20"/>
+              </w:rPr>
+            </w:pPr>
+            <w:r>
+              <w:rPr>
+                <w:sz w:val="20"/>
+                <w:szCs w:val="20"/>
+                <w:rtl w:val="0"/>
+              </w:rPr>
+              <w:t xml:space="preserve">The research and professional communities are addressed first. Papers, technical reports, career growth, and peer venues take priority.</w:t>
             </w:r>
           </w:p>
           <w:p>
             <w:pPr>
               <w:numPr>
                 <w:ilvl w:val="0"/>
-                <w:numId w:val="37"/>
+                <w:numId w:val="36"/>
               </w:numPr>
               <w:ind w:left="720" w:hanging="360"/>
               <w:rPr>
-                <w:color w:val="ff0000"/>
-                <w:sz w:val="20"/>
-                <w:szCs w:val="20"/>
-                <w:u w:val="none"/>
-              </w:rPr>
-            </w:pPr>
-            <w:r>
-              <w:rPr>
-                <w:color w:val="ff0000"/>
-                <w:sz w:val="20"/>
-                <w:szCs w:val="20"/>
-                <w:rtl w:val="0"/>
-              </w:rPr>
-              <w:t xml:space="preserve">Behaviour changes with scientific developments. Developments such as rival research findings, new benchmark results, or critique from respected experts. </w:t>
+                <w:sz w:val="20"/>
+                <w:szCs w:val="20"/>
+              </w:rPr>
+            </w:pPr>
+            <w:r>
+              <w:rPr>
+                <w:sz w:val="20"/>
+                <w:szCs w:val="20"/>
+                <w:rtl w:val="0"/>
+              </w:rPr>
+              <w:t xml:space="preserve">When different professional and research values are adopted by other organisations, this organisation takes note and assess whether to follow.</w:t>
             </w:r>
           </w:p>
         </w:tc>
@@ -7779,103 +7212,65 @@
           </w:tcPr>
           <w:p>
             <w:pPr>
-              <w:rPr>
-                <w:sz w:val="20"/>
-                <w:szCs w:val="20"/>
-              </w:rPr>
-            </w:pPr>
-            <w:r>
-              <w:rPr>
-                <w:sz w:val="20"/>
-                <w:szCs w:val="20"/>
-                <w:rtl w:val="0"/>
-              </w:rPr>
-              <w:t xml:space="preserve">Attention tracks market position: market share, competitor moves, revenue, and product adoption are the signals that drive responses.</w:t>
-            </w:r>
-          </w:p>
-          <w:p>
-            <w:pPr>
-              <w:rPr>
-                <w:sz w:val="20"/>
-                <w:szCs w:val="20"/>
-              </w:rPr>
-            </w:pPr>
-            <w:r>
-              <w:rPr>
-                <w:rtl w:val="0"/>
-              </w:rPr>
-            </w:r>
-          </w:p>
-          <w:p>
-            <w:pPr>
               <w:numPr>
                 <w:ilvl w:val="0"/>
-                <w:numId w:val="9"/>
+                <w:numId w:val="8"/>
               </w:numPr>
               <w:ind w:left="720" w:hanging="360"/>
               <w:rPr>
-                <w:color w:val="ff0000"/>
-                <w:sz w:val="20"/>
-                <w:szCs w:val="20"/>
-                <w:u w:val="none"/>
-              </w:rPr>
-            </w:pPr>
-            <w:r>
-              <w:rPr>
-                <w:color w:val="ff0000"/>
-                <w:sz w:val="20"/>
-                <w:szCs w:val="20"/>
-                <w:rtl w:val="0"/>
-              </w:rPr>
-              <w:t xml:space="preserve">Progress is reported as commercial traction. New users, revenue, market share, and product adoption are all signs of market growth. </w:t>
+                <w:sz w:val="20"/>
+                <w:szCs w:val="20"/>
+              </w:rPr>
+            </w:pPr>
+            <w:r>
+              <w:rPr>
+                <w:sz w:val="20"/>
+                <w:szCs w:val="20"/>
+                <w:rtl w:val="0"/>
+              </w:rPr>
+              <w:t xml:space="preserve">Progress is reported as commercial growth. New users, revenue, market share, and product adoption are all signs of market growth. Increasing shareholder value is of the utmost importance</w:t>
             </w:r>
           </w:p>
           <w:p>
             <w:pPr>
               <w:numPr>
                 <w:ilvl w:val="0"/>
-                <w:numId w:val="9"/>
+                <w:numId w:val="8"/>
               </w:numPr>
               <w:ind w:left="720" w:hanging="360"/>
               <w:rPr>
-                <w:color w:val="ff0000"/>
-                <w:sz w:val="20"/>
-                <w:szCs w:val="20"/>
-                <w:u w:val="none"/>
-              </w:rPr>
-            </w:pPr>
-            <w:r>
-              <w:rPr>
-                <w:color w:val="ff0000"/>
-                <w:sz w:val="20"/>
-                <w:szCs w:val="20"/>
-                <w:rtl w:val="0"/>
-              </w:rPr>
-              <w:t xml:space="preserve">Customer and investors are addressed first. Product announcements, pricing, and performance updates lead its communications. </w:t>
+                <w:sz w:val="20"/>
+                <w:szCs w:val="20"/>
+              </w:rPr>
+            </w:pPr>
+            <w:r>
+              <w:rPr>
+                <w:sz w:val="20"/>
+                <w:szCs w:val="20"/>
+                <w:rtl w:val="0"/>
+              </w:rPr>
+              <w:t xml:space="preserve">Customers and investors are addressed first, as these are the primary drivers of the financial success of the company.</w:t>
             </w:r>
           </w:p>
           <w:p>
             <w:pPr>
               <w:numPr>
                 <w:ilvl w:val="0"/>
-                <w:numId w:val="9"/>
+                <w:numId w:val="8"/>
               </w:numPr>
               <w:ind w:left="720" w:hanging="360"/>
               <w:rPr>
-                <w:color w:val="ff0000"/>
-                <w:sz w:val="20"/>
-                <w:szCs w:val="20"/>
-                <w:u w:val="none"/>
-              </w:rPr>
-            </w:pPr>
-            <w:r>
-              <w:rPr>
-                <w:color w:val="ff0000"/>
-                <w:sz w:val="20"/>
-                <w:szCs w:val="20"/>
-                <w:rtl w:val="0"/>
-              </w:rPr>
-              <w:t xml:space="preserve">Behaviour changes with competitor moves. Rival launches, price changes, and shifts in customer demand prompt the fastest responses. </w:t>
+                <w:sz w:val="20"/>
+                <w:szCs w:val="20"/>
+              </w:rPr>
+            </w:pPr>
+            <w:r>
+              <w:rPr>
+                <w:sz w:val="20"/>
+                <w:szCs w:val="20"/>
+                <w:rtl w:val="0"/>
+              </w:rPr>
+              <w:t xml:space="preserve">Changes in the actions of the market will dictate changes in the company, new products launched by competitors or different business practices, etc.</w:t>
             </w:r>
           </w:p>
         </w:tc>
@@ -7942,49 +7337,18 @@
           </w:tcPr>
           <w:p>
             <w:pPr>
-              <w:rPr>
-                <w:sz w:val="20"/>
-                <w:szCs w:val="20"/>
-              </w:rPr>
-            </w:pPr>
-            <w:r>
-              <w:rPr>
-                <w:sz w:val="20"/>
-                <w:szCs w:val="20"/>
-                <w:rtl w:val="0"/>
-              </w:rPr>
-              <w:t xml:space="preserve">Attention tracks the internal hierarchy: reorganizations, leadership changes, reporting lines, and standing within the firm.</w:t>
-            </w:r>
-          </w:p>
-          <w:p>
-            <w:pPr>
-              <w:rPr>
-                <w:sz w:val="20"/>
-                <w:szCs w:val="20"/>
-              </w:rPr>
-            </w:pPr>
-            <w:r>
-              <w:rPr>
-                <w:rtl w:val="0"/>
-              </w:rPr>
-            </w:r>
-          </w:p>
-          <w:p>
-            <w:pPr>
               <w:numPr>
                 <w:ilvl w:val="0"/>
-                <w:numId w:val="7"/>
+                <w:numId w:val="6"/>
               </w:numPr>
               <w:ind w:left="720" w:hanging="360"/>
               <w:rPr>
-                <w:color w:val="ff0000"/>
-                <w:sz w:val="20"/>
-                <w:szCs w:val="20"/>
-              </w:rPr>
-            </w:pPr>
-            <w:r>
-              <w:rPr>
-                <w:color w:val="ff0000"/>
+                <w:sz w:val="20"/>
+                <w:szCs w:val="20"/>
+              </w:rPr>
+            </w:pPr>
+            <w:r>
+              <w:rPr>
                 <w:sz w:val="20"/>
                 <w:szCs w:val="20"/>
                 <w:rtl w:val="0"/>
@@ -7996,48 +7360,42 @@
             <w:pPr>
               <w:numPr>
                 <w:ilvl w:val="0"/>
-                <w:numId w:val="7"/>
+                <w:numId w:val="6"/>
               </w:numPr>
               <w:ind w:left="720" w:hanging="360"/>
               <w:rPr>
-                <w:color w:val="ff0000"/>
-                <w:sz w:val="20"/>
-                <w:szCs w:val="20"/>
-                <w:u w:val="none"/>
-              </w:rPr>
-            </w:pPr>
-            <w:r>
-              <w:rPr>
-                <w:color w:val="ff0000"/>
-                <w:sz w:val="20"/>
-                <w:szCs w:val="20"/>
-                <w:rtl w:val="0"/>
-              </w:rPr>
-              <w:t xml:space="preserve">The corporation’s own hierarchy and corporate stakeholders are addressed first. Leadership statements and internal positioning precede outside audiences. </w:t>
+                <w:sz w:val="20"/>
+                <w:szCs w:val="20"/>
+              </w:rPr>
+            </w:pPr>
+            <w:r>
+              <w:rPr>
+                <w:sz w:val="20"/>
+                <w:szCs w:val="20"/>
+                <w:rtl w:val="0"/>
+              </w:rPr>
+              <w:t xml:space="preserve">The corporation’s own internal and corporate stakeholders are addressed first. Leadership statements and internal positioning precede outside audiences. </w:t>
             </w:r>
           </w:p>
           <w:p>
             <w:pPr>
               <w:numPr>
                 <w:ilvl w:val="0"/>
-                <w:numId w:val="7"/>
+                <w:numId w:val="6"/>
               </w:numPr>
               <w:ind w:left="720" w:hanging="360"/>
               <w:rPr>
-                <w:color w:val="ff0000"/>
-                <w:sz w:val="20"/>
-                <w:szCs w:val="20"/>
-                <w:u w:val="none"/>
-              </w:rPr>
-            </w:pPr>
-            <w:r>
-              <w:rPr>
-                <w:color w:val="ff0000"/>
-                <w:sz w:val="20"/>
-                <w:szCs w:val="20"/>
-                <w:rtl w:val="0"/>
-              </w:rPr>
-              <w:t xml:space="preserve">Behaviour changes with events in the hierarchy. Leadership changes, reorganizations, and board decisions. </w:t>
+                <w:sz w:val="20"/>
+                <w:szCs w:val="20"/>
+              </w:rPr>
+            </w:pPr>
+            <w:r>
+              <w:rPr>
+                <w:sz w:val="20"/>
+                <w:szCs w:val="20"/>
+                <w:rtl w:val="0"/>
+              </w:rPr>
+              <w:t xml:space="preserve">New business practices in industry, along with new regulations and requirements will have an impact on the internal corporate organisation.</w:t>
             </w:r>
             <w:r>
               <w:rPr>
@@ -8108,102 +7466,70 @@
           </w:tcPr>
           <w:p>
             <w:pPr>
-              <w:rPr>
-                <w:sz w:val="20"/>
-                <w:szCs w:val="20"/>
-              </w:rPr>
-            </w:pPr>
-            <w:r>
-              <w:rPr>
-                <w:sz w:val="20"/>
-                <w:szCs w:val="20"/>
-                <w:rtl w:val="0"/>
-              </w:rPr>
-              <w:t xml:space="preserve">Attention tracks the inner circle: who is in or out of favor with the founder and the household around them.</w:t>
-            </w:r>
-          </w:p>
-          <w:p>
-            <w:pPr>
-              <w:rPr>
-                <w:sz w:val="20"/>
-                <w:szCs w:val="20"/>
-              </w:rPr>
-            </w:pPr>
-            <w:r>
-              <w:rPr>
-                <w:rtl w:val="0"/>
-              </w:rPr>
-            </w:r>
-          </w:p>
-          <w:p>
-            <w:pPr>
               <w:numPr>
                 <w:ilvl w:val="0"/>
-                <w:numId w:val="28"/>
+                <w:numId w:val="12"/>
               </w:numPr>
               <w:ind w:left="720" w:hanging="360"/>
               <w:rPr>
-                <w:color w:val="ff0000"/>
-                <w:sz w:val="20"/>
-                <w:szCs w:val="20"/>
-              </w:rPr>
-            </w:pPr>
-            <w:r>
-              <w:rPr>
-                <w:color w:val="ff0000"/>
-                <w:sz w:val="20"/>
-                <w:szCs w:val="20"/>
-                <w:rtl w:val="0"/>
-              </w:rPr>
-              <w:t xml:space="preserve">Progress is reported as the standing of the founders and their inner circle. What matters is how the household around the founder is faring. </w:t>
+                <w:sz w:val="20"/>
+                <w:szCs w:val="20"/>
+              </w:rPr>
+            </w:pPr>
+            <w:r>
+              <w:rPr>
+                <w:sz w:val="20"/>
+                <w:szCs w:val="20"/>
+                <w:rtl w:val="0"/>
+              </w:rPr>
+              <w:t xml:space="preserve">The main driver of progress is how satisfied families are with the product.</w:t>
             </w:r>
           </w:p>
           <w:p>
             <w:pPr>
               <w:numPr>
                 <w:ilvl w:val="0"/>
-                <w:numId w:val="28"/>
+                <w:numId w:val="12"/>
               </w:numPr>
               <w:ind w:left="720" w:hanging="360"/>
               <w:rPr>
-                <w:color w:val="ff0000"/>
-                <w:sz w:val="20"/>
-                <w:szCs w:val="20"/>
-                <w:u w:val="none"/>
-              </w:rPr>
-            </w:pPr>
-            <w:r>
-              <w:rPr>
-                <w:color w:val="ff0000"/>
-                <w:sz w:val="20"/>
-                <w:szCs w:val="20"/>
-                <w:rtl w:val="0"/>
-              </w:rPr>
-              <w:t xml:space="preserve">The founder and inner circle are addressed first. External communications channel their personal voice.</w:t>
+                <w:sz w:val="20"/>
+                <w:szCs w:val="20"/>
+              </w:rPr>
+            </w:pPr>
+            <w:r>
+              <w:rPr>
+                <w:sz w:val="20"/>
+                <w:szCs w:val="20"/>
+                <w:rtl w:val="0"/>
+              </w:rPr>
+              <w:t xml:space="preserve">Families are addressed first. Communications speak to parents and household members about what the technology means for their family unit.</w:t>
             </w:r>
           </w:p>
           <w:p>
             <w:pPr>
               <w:numPr>
                 <w:ilvl w:val="0"/>
-                <w:numId w:val="28"/>
+                <w:numId w:val="12"/>
               </w:numPr>
               <w:ind w:left="720" w:hanging="360"/>
               <w:rPr>
-                <w:color w:val="ff0000"/>
-                <w:sz w:val="20"/>
-                <w:szCs w:val="20"/>
-                <w:u w:val="none"/>
-              </w:rPr>
-            </w:pPr>
-            <w:r>
-              <w:rPr>
-                <w:color w:val="ff0000"/>
-                <w:sz w:val="20"/>
-                <w:szCs w:val="20"/>
-                <w:rtl w:val="0"/>
-              </w:rPr>
-              <w:t xml:space="preserve">Behavior changes with events touching the inner circle. Who is in or out of favor, and personal rifts around the founder. </w:t>
+                <w:sz w:val="20"/>
+                <w:szCs w:val="20"/>
+              </w:rPr>
+            </w:pPr>
+            <w:r>
+              <w:rPr>
+                <w:sz w:val="20"/>
+                <w:szCs w:val="20"/>
+                <w:rtl w:val="0"/>
+              </w:rPr>
+              <w:t xml:space="preserve">Behaviour changes with events affecting families. Harms or risks to family members, especially children, prompt the fastest responses. </w:t>
+            </w:r>
+            <w:r>
+              <w:rPr>
+                <w:rtl w:val="0"/>
+              </w:rPr>
             </w:r>
           </w:p>
         </w:tc>
@@ -8269,111 +7595,65 @@
           </w:tcPr>
           <w:p>
             <w:pPr>
-              <w:rPr>
-                <w:sz w:val="20"/>
-                <w:szCs w:val="20"/>
-              </w:rPr>
-            </w:pPr>
-            <w:r>
-              <w:rPr>
-                <w:sz w:val="20"/>
-                <w:szCs w:val="20"/>
-                <w:rtl w:val="0"/>
-              </w:rPr>
-              <w:t xml:space="preserve">Attention tracks fidelity to the mission: perceived progress toward the transcendent goal eclipses worldly metrics.</w:t>
-            </w:r>
-          </w:p>
-          <w:p>
-            <w:pPr>
-              <w:rPr>
-                <w:sz w:val="20"/>
-                <w:szCs w:val="20"/>
-              </w:rPr>
-            </w:pPr>
-            <w:r>
-              <w:rPr>
-                <w:rtl w:val="0"/>
-              </w:rPr>
-            </w:r>
-          </w:p>
-          <w:p>
-            <w:pPr>
               <w:numPr>
                 <w:ilvl w:val="0"/>
-                <w:numId w:val="24"/>
+                <w:numId w:val="2"/>
               </w:numPr>
               <w:ind w:left="720" w:hanging="360"/>
               <w:rPr>
-                <w:color w:val="ff0000"/>
-                <w:sz w:val="20"/>
-                <w:szCs w:val="20"/>
-              </w:rPr>
-            </w:pPr>
-            <w:r>
-              <w:rPr>
-                <w:color w:val="ff0000"/>
-                <w:sz w:val="20"/>
-                <w:szCs w:val="20"/>
-                <w:rtl w:val="0"/>
-              </w:rPr>
-              <w:t xml:space="preserve">Progress is reported as advancement toward the transcendent goal. </w:t>
-            </w:r>
-            <w:r>
-              <w:rPr>
-                <w:color w:val="ff0000"/>
-                <w:sz w:val="20"/>
-                <w:szCs w:val="20"/>
-                <w:rtl w:val="0"/>
-              </w:rPr>
-              <w:t xml:space="preserve">Advancement toward the core mission overshadows material or wordly metrics.</w:t>
+                <w:sz w:val="20"/>
+                <w:szCs w:val="20"/>
+              </w:rPr>
+            </w:pPr>
+            <w:r>
+              <w:rPr>
+                <w:sz w:val="20"/>
+                <w:szCs w:val="20"/>
+                <w:rtl w:val="0"/>
+              </w:rPr>
+              <w:t xml:space="preserve">Progress is reported as the fulfillment of the will of God. Advancement of the faith, guided by scripture and prophecy, overshadows worldly metrics. </w:t>
             </w:r>
           </w:p>
           <w:p>
             <w:pPr>
               <w:numPr>
                 <w:ilvl w:val="0"/>
-                <w:numId w:val="24"/>
+                <w:numId w:val="2"/>
               </w:numPr>
               <w:ind w:left="720" w:hanging="360"/>
               <w:rPr>
-                <w:color w:val="ff0000"/>
-                <w:sz w:val="20"/>
-                <w:szCs w:val="20"/>
-                <w:u w:val="none"/>
-              </w:rPr>
-            </w:pPr>
-            <w:r>
-              <w:rPr>
-                <w:color w:val="ff0000"/>
-                <w:sz w:val="20"/>
-                <w:szCs w:val="20"/>
-                <w:rtl w:val="0"/>
-              </w:rPr>
-              <w:t xml:space="preserve">The first to be addressed are the faithful. Communications speak in the mission's devotional language to those who believe in the cause. </w:t>
+                <w:sz w:val="20"/>
+                <w:szCs w:val="20"/>
+              </w:rPr>
+            </w:pPr>
+            <w:r>
+              <w:rPr>
+                <w:sz w:val="20"/>
+                <w:szCs w:val="20"/>
+                <w:rtl w:val="0"/>
+              </w:rPr>
+              <w:t xml:space="preserve">The faithful and religious authorities are addressed first. Communications speak in the language of scripture and devotion to god. </w:t>
             </w:r>
           </w:p>
           <w:p>
             <w:pPr>
               <w:numPr>
                 <w:ilvl w:val="0"/>
-                <w:numId w:val="24"/>
+                <w:numId w:val="2"/>
               </w:numPr>
               <w:ind w:left="720" w:hanging="360"/>
               <w:rPr>
-                <w:color w:val="ff0000"/>
-                <w:sz w:val="20"/>
-                <w:szCs w:val="20"/>
-                <w:u w:val="none"/>
-              </w:rPr>
-            </w:pPr>
-            <w:r>
-              <w:rPr>
-                <w:color w:val="ff0000"/>
-                <w:sz w:val="20"/>
-                <w:szCs w:val="20"/>
-                <w:rtl w:val="0"/>
-              </w:rPr>
-              <w:t xml:space="preserve">Behaviour changes with perceived threats or advances to the mission itself, even when they carry no commercial or regulatory weight. </w:t>
+                <w:sz w:val="20"/>
+                <w:szCs w:val="20"/>
+              </w:rPr>
+            </w:pPr>
+            <w:r>
+              <w:rPr>
+                <w:sz w:val="20"/>
+                <w:szCs w:val="20"/>
+                <w:rtl w:val="0"/>
+              </w:rPr>
+              <w:t xml:space="preserve">Behaviour changes with religious ruling and signs. Guidance from God, religious leaders, or sacred texts, regardless of any commercial or regulatory weight. </w:t>
             </w:r>
             <w:r>
               <w:rPr>
@@ -8444,49 +7724,18 @@
           </w:tcPr>
           <w:p>
             <w:pPr>
-              <w:rPr>
-                <w:sz w:val="20"/>
-                <w:szCs w:val="20"/>
-              </w:rPr>
-            </w:pPr>
-            <w:r>
-              <w:rPr>
-                <w:sz w:val="20"/>
-                <w:szCs w:val="20"/>
-                <w:rtl w:val="0"/>
-              </w:rPr>
-              <w:t xml:space="preserve">Attention tracks member engagement: community contributions, participation, and how invested members are in the group.</w:t>
-            </w:r>
-          </w:p>
-          <w:p>
-            <w:pPr>
-              <w:rPr>
-                <w:sz w:val="20"/>
-                <w:szCs w:val="20"/>
-              </w:rPr>
-            </w:pPr>
-            <w:r>
-              <w:rPr>
-                <w:rtl w:val="0"/>
-              </w:rPr>
-            </w:r>
-          </w:p>
-          <w:p>
-            <w:pPr>
               <w:numPr>
                 <w:ilvl w:val="0"/>
-                <w:numId w:val="15"/>
+                <w:numId w:val="16"/>
               </w:numPr>
               <w:ind w:left="720" w:hanging="360"/>
               <w:rPr>
-                <w:color w:val="ff0000"/>
-                <w:sz w:val="20"/>
-                <w:szCs w:val="20"/>
-              </w:rPr>
-            </w:pPr>
-            <w:r>
-              <w:rPr>
-                <w:color w:val="ff0000"/>
+                <w:sz w:val="20"/>
+                <w:szCs w:val="20"/>
+              </w:rPr>
+            </w:pPr>
+            <w:r>
+              <w:rPr>
                 <w:sz w:val="20"/>
                 <w:szCs w:val="20"/>
                 <w:rtl w:val="0"/>
@@ -8498,43 +7747,37 @@
             <w:pPr>
               <w:numPr>
                 <w:ilvl w:val="0"/>
-                <w:numId w:val="15"/>
+                <w:numId w:val="16"/>
               </w:numPr>
               <w:ind w:left="720" w:hanging="360"/>
               <w:rPr>
-                <w:color w:val="ff0000"/>
-                <w:sz w:val="20"/>
-                <w:szCs w:val="20"/>
-                <w:u w:val="none"/>
-              </w:rPr>
-            </w:pPr>
-            <w:r>
-              <w:rPr>
-                <w:color w:val="ff0000"/>
-                <w:sz w:val="20"/>
-                <w:szCs w:val="20"/>
-                <w:rtl w:val="0"/>
-              </w:rPr>
-              <w:t xml:space="preserve">The community is addressed first. Members, forums, and open channels get direct engagement before other audiences. </w:t>
+                <w:sz w:val="20"/>
+                <w:szCs w:val="20"/>
+              </w:rPr>
+            </w:pPr>
+            <w:r>
+              <w:rPr>
+                <w:sz w:val="20"/>
+                <w:szCs w:val="20"/>
+                <w:rtl w:val="0"/>
+              </w:rPr>
+              <w:t xml:space="preserve">The artificial intelligence community is addressed first. </w:t>
             </w:r>
           </w:p>
           <w:p>
             <w:pPr>
               <w:numPr>
                 <w:ilvl w:val="0"/>
-                <w:numId w:val="15"/>
+                <w:numId w:val="16"/>
               </w:numPr>
               <w:ind w:left="720" w:hanging="360"/>
               <w:rPr>
-                <w:color w:val="ff0000"/>
-                <w:sz w:val="20"/>
-                <w:szCs w:val="20"/>
-                <w:u w:val="none"/>
-              </w:rPr>
-            </w:pPr>
-            <w:r>
-              <w:rPr>
-                <w:color w:val="ff0000"/>
+                <w:sz w:val="20"/>
+                <w:szCs w:val="20"/>
+              </w:rPr>
+            </w:pPr>
+            <w:r>
+              <w:rPr>
                 <w:sz w:val="20"/>
                 <w:szCs w:val="20"/>
                 <w:rtl w:val="0"/>
@@ -10062,7 +9305,7 @@
         <w:widowControl w:val="1"/>
         <w:numPr>
           <w:ilvl w:val="0"/>
-          <w:numId w:val="13"/>
+          <w:numId w:val="14"/>
         </w:numPr>
         <w:pBdr>
           <w:top w:space="0" w:sz="0" w:val="nil"/>
@@ -10096,7 +9339,7 @@
         <w:widowControl w:val="1"/>
         <w:numPr>
           <w:ilvl w:val="0"/>
-          <w:numId w:val="13"/>
+          <w:numId w:val="14"/>
         </w:numPr>
         <w:pBdr>
           <w:top w:space="0" w:sz="0" w:val="nil"/>
@@ -10130,7 +9373,7 @@
         <w:widowControl w:val="1"/>
         <w:numPr>
           <w:ilvl w:val="0"/>
-          <w:numId w:val="13"/>
+          <w:numId w:val="14"/>
         </w:numPr>
         <w:pBdr>
           <w:top w:space="0" w:sz="0" w:val="nil"/>
@@ -10356,11 +9599,8 @@
             </w:pPr>
             <w:r>
               <w:rPr>
-                <w:sz w:val="20"/>
-                <w:szCs w:val="20"/>
-                <w:rtl w:val="0"/>
-              </w:rPr>
-              <w:t xml:space="preserve">Discipline operates through political maneuvering: lobbying, alliances, and backroom negotiation with government and interest-group actors.</w:t>
+                <w:rtl w:val="0"/>
+              </w:rPr>
             </w:r>
           </w:p>
           <w:p>
@@ -10380,42 +9620,42 @@
             <w:pPr>
               <w:numPr>
                 <w:ilvl w:val="0"/>
-                <w:numId w:val="14"/>
+                <w:numId w:val="15"/>
               </w:numPr>
               <w:ind w:left="720" w:hanging="360"/>
               <w:rPr>
-                <w:color w:val="ff0000"/>
-                <w:sz w:val="20"/>
-                <w:szCs w:val="20"/>
-              </w:rPr>
-            </w:pPr>
-            <w:r>
-              <w:rPr>
-                <w:color w:val="ff0000"/>
-                <w:sz w:val="20"/>
-                <w:szCs w:val="20"/>
-                <w:rtl w:val="0"/>
-              </w:rPr>
-              <w:t xml:space="preserve">Political awareness ensures alignment, achieved by remaining consistent with government expectations and fostering relations with officials and interest groups.</w:t>
+                <w:sz w:val="20"/>
+                <w:szCs w:val="20"/>
+              </w:rPr>
+            </w:pPr>
+            <w:r>
+              <w:rPr>
+                <w:sz w:val="20"/>
+                <w:szCs w:val="20"/>
+                <w:rtl w:val="0"/>
+              </w:rPr>
+              <w:t xml:space="preserve">As long as the members of the organisation are acting in accordance with the values of the state, expectations are generally met.</w:t>
+            </w:r>
+            <w:r>
+              <w:rPr>
+                <w:rtl w:val="0"/>
+              </w:rPr>
             </w:r>
           </w:p>
           <w:p>
             <w:pPr>
               <w:numPr>
                 <w:ilvl w:val="0"/>
-                <w:numId w:val="14"/>
+                <w:numId w:val="15"/>
               </w:numPr>
               <w:ind w:left="720" w:hanging="360"/>
               <w:rPr>
-                <w:color w:val="ff0000"/>
-                <w:sz w:val="20"/>
-                <w:szCs w:val="20"/>
-                <w:u w:val="none"/>
-              </w:rPr>
-            </w:pPr>
-            <w:r>
-              <w:rPr>
-                <w:color w:val="ff0000"/>
+                <w:sz w:val="20"/>
+                <w:szCs w:val="20"/>
+              </w:rPr>
+            </w:pPr>
+            <w:r>
+              <w:rPr>
                 <w:sz w:val="20"/>
                 <w:szCs w:val="20"/>
                 <w:rtl w:val="0"/>
@@ -10427,19 +9667,16 @@
             <w:pPr>
               <w:numPr>
                 <w:ilvl w:val="0"/>
-                <w:numId w:val="14"/>
+                <w:numId w:val="15"/>
               </w:numPr>
               <w:ind w:left="720" w:hanging="360"/>
               <w:rPr>
-                <w:color w:val="ff0000"/>
-                <w:sz w:val="20"/>
-                <w:szCs w:val="20"/>
-                <w:u w:val="none"/>
-              </w:rPr>
-            </w:pPr>
-            <w:r>
-              <w:rPr>
-                <w:color w:val="ff0000"/>
+                <w:sz w:val="20"/>
+                <w:szCs w:val="20"/>
+              </w:rPr>
+            </w:pPr>
+            <w:r>
+              <w:rPr>
                 <w:sz w:val="20"/>
                 <w:szCs w:val="20"/>
                 <w:rtl w:val="0"/>
@@ -10522,11 +9759,8 @@
             </w:pPr>
             <w:r>
               <w:rPr>
-                <w:sz w:val="20"/>
-                <w:szCs w:val="20"/>
-                <w:rtl w:val="0"/>
-              </w:rPr>
-              <w:t xml:space="preserve">Discipline operates through celebrated experts: the esteem or censure of renowned researchers and scientific peers keeps behavior in line.</w:t>
+                <w:rtl w:val="0"/>
+              </w:rPr>
             </w:r>
           </w:p>
           <w:p>
@@ -10550,14 +9784,12 @@
               </w:numPr>
               <w:ind w:left="720" w:hanging="360"/>
               <w:rPr>
-                <w:color w:val="ff0000"/>
-                <w:sz w:val="20"/>
-                <w:szCs w:val="20"/>
-              </w:rPr>
-            </w:pPr>
-            <w:r>
-              <w:rPr>
-                <w:color w:val="ff0000"/>
+                <w:sz w:val="20"/>
+                <w:szCs w:val="20"/>
+              </w:rPr>
+            </w:pPr>
+            <w:r>
+              <w:rPr>
                 <w:sz w:val="20"/>
                 <w:szCs w:val="20"/>
                 <w:rtl w:val="0"/>
@@ -10573,19 +9805,17 @@
               </w:numPr>
               <w:ind w:left="720" w:hanging="360"/>
               <w:rPr>
-                <w:color w:val="ff0000"/>
-                <w:sz w:val="20"/>
-                <w:szCs w:val="20"/>
-              </w:rPr>
-            </w:pPr>
-            <w:r>
-              <w:rPr>
-                <w:color w:val="ff0000"/>
-                <w:sz w:val="20"/>
-                <w:szCs w:val="20"/>
-                <w:rtl w:val="0"/>
-              </w:rPr>
-              <w:t xml:space="preserve">It is most sensitive to eminent scientists and the judgment of the research community. </w:t>
+                <w:sz w:val="20"/>
+                <w:szCs w:val="20"/>
+              </w:rPr>
+            </w:pPr>
+            <w:r>
+              <w:rPr>
+                <w:sz w:val="20"/>
+                <w:szCs w:val="20"/>
+                <w:rtl w:val="0"/>
+              </w:rPr>
+              <w:t xml:space="preserve">It is most sensitive to eminent scientists, high ranking professionals and the judgment of the research and professional communities. </w:t>
             </w:r>
           </w:p>
           <w:p>
@@ -10596,25 +9826,17 @@
               </w:numPr>
               <w:ind w:left="720" w:hanging="360"/>
               <w:rPr>
-                <w:color w:val="ff0000"/>
-                <w:sz w:val="20"/>
-                <w:szCs w:val="20"/>
-                <w:u w:val="none"/>
-              </w:rPr>
-            </w:pPr>
-            <w:r>
-              <w:rPr>
-                <w:color w:val="ff0000"/>
-                <w:sz w:val="20"/>
-                <w:szCs w:val="20"/>
-                <w:rtl w:val="0"/>
-              </w:rPr>
-              <w:t xml:space="preserve">Control is maintained through acclaimed authorities, driven by public validation or disapproval from notable researchers and the collective judgment of scientific peers. </w:t>
-            </w:r>
-            <w:r>
-              <w:rPr>
-                <w:rtl w:val="0"/>
-              </w:rPr>
+                <w:sz w:val="20"/>
+                <w:szCs w:val="20"/>
+              </w:rPr>
+            </w:pPr>
+            <w:r>
+              <w:rPr>
+                <w:sz w:val="20"/>
+                <w:szCs w:val="20"/>
+                <w:rtl w:val="0"/>
+              </w:rPr>
+              <w:t xml:space="preserve">The discipline of the company is policed by high ranking professionals and research scientists who have a strong understanding of artificial intelligence as a subject.</w:t>
             </w:r>
           </w:p>
         </w:tc>
@@ -10687,11 +9909,8 @@
             </w:pPr>
             <w:r>
               <w:rPr>
-                <w:sz w:val="20"/>
-                <w:szCs w:val="20"/>
-                <w:rtl w:val="0"/>
-              </w:rPr>
-              <w:t xml:space="preserve">Discipline operates through analysts and market scrutiny: press coverage of performance, investor reactions, and industry rankings.</w:t>
+                <w:rtl w:val="0"/>
+              </w:rPr>
             </w:r>
           </w:p>
           <w:p>
@@ -10711,71 +9930,69 @@
             <w:pPr>
               <w:numPr>
                 <w:ilvl w:val="0"/>
-                <w:numId w:val="34"/>
+                <w:numId w:val="33"/>
               </w:numPr>
               <w:ind w:left="720" w:hanging="360"/>
               <w:rPr>
-                <w:color w:val="ff0000"/>
-                <w:sz w:val="20"/>
-                <w:szCs w:val="20"/>
-              </w:rPr>
-            </w:pPr>
-            <w:r>
-              <w:rPr>
-                <w:color w:val="ff0000"/>
-                <w:sz w:val="20"/>
-                <w:szCs w:val="20"/>
-                <w:rtl w:val="0"/>
-              </w:rPr>
-              <w:t xml:space="preserve">Performance-driven pressure keeps people in line through the external evaluation of outcomes and continuous benchmarking against industry rivals.</w:t>
+                <w:sz w:val="20"/>
+                <w:szCs w:val="20"/>
+              </w:rPr>
+            </w:pPr>
+            <w:r>
+              <w:rPr>
+                <w:sz w:val="20"/>
+                <w:szCs w:val="20"/>
+                <w:rtl w:val="0"/>
+              </w:rPr>
+              <w:t xml:space="preserve">The success of the company is directly related to the financial success of the company, including metrics like market share, revenue, growth, etc. These metrics should be prioritised by all members of the organisation.</w:t>
+            </w:r>
+            <w:r>
+              <w:rPr>
+                <w:rtl w:val="0"/>
+              </w:rPr>
             </w:r>
           </w:p>
           <w:p>
             <w:pPr>
               <w:numPr>
                 <w:ilvl w:val="0"/>
-                <w:numId w:val="34"/>
+                <w:numId w:val="33"/>
               </w:numPr>
               <w:spacing w:after="0" w:afterAutospacing="0" w:lineRule="auto"/>
               <w:ind w:left="720" w:hanging="360"/>
               <w:rPr>
-                <w:color w:val="ff0000"/>
-                <w:sz w:val="20"/>
-                <w:szCs w:val="20"/>
-              </w:rPr>
-            </w:pPr>
-            <w:r>
-              <w:rPr>
-                <w:color w:val="ff0000"/>
-                <w:sz w:val="20"/>
-                <w:szCs w:val="20"/>
-                <w:rtl w:val="0"/>
-              </w:rPr>
-              <w:t xml:space="preserve">It is most sensitive to analysts, investors, and the business press.</w:t>
+                <w:sz w:val="20"/>
+                <w:szCs w:val="20"/>
+              </w:rPr>
+            </w:pPr>
+            <w:r>
+              <w:rPr>
+                <w:sz w:val="20"/>
+                <w:szCs w:val="20"/>
+                <w:rtl w:val="0"/>
+              </w:rPr>
+              <w:t xml:space="preserve">It is most sensitive to business analysts, investors, and the business news world. As these are the drivers of market success.</w:t>
             </w:r>
           </w:p>
           <w:p>
             <w:pPr>
               <w:numPr>
                 <w:ilvl w:val="0"/>
-                <w:numId w:val="34"/>
+                <w:numId w:val="33"/>
               </w:numPr>
               <w:ind w:left="720" w:hanging="360"/>
               <w:rPr>
-                <w:color w:val="ff0000"/>
-                <w:sz w:val="20"/>
-                <w:szCs w:val="20"/>
-                <w:u w:val="none"/>
-              </w:rPr>
-            </w:pPr>
-            <w:r>
-              <w:rPr>
-                <w:color w:val="ff0000"/>
-                <w:sz w:val="20"/>
-                <w:szCs w:val="20"/>
-                <w:rtl w:val="0"/>
-              </w:rPr>
-              <w:t xml:space="preserve">Scrutiny from analysts and the market maintains discipline. Behaviour is kept in check by press coverage of outcomes, the response of investors, and standing in industry rankings.</w:t>
+                <w:sz w:val="20"/>
+                <w:szCs w:val="20"/>
+              </w:rPr>
+            </w:pPr>
+            <w:r>
+              <w:rPr>
+                <w:sz w:val="20"/>
+                <w:szCs w:val="20"/>
+                <w:rtl w:val="0"/>
+              </w:rPr>
+              <w:t xml:space="preserve">Scrutiny from ,arket analysts and the market maintains discipline. Behaviour is kept in check by press coverage of outcomes, the response of investors, and standing in industry rankings.</w:t>
             </w:r>
             <w:r>
               <w:rPr>
@@ -10853,11 +10070,8 @@
             </w:pPr>
             <w:r>
               <w:rPr>
-                <w:sz w:val="20"/>
-                <w:szCs w:val="20"/>
-                <w:rtl w:val="0"/>
-              </w:rPr>
-              <w:t xml:space="preserve">Discipline operates through organizational culture: internal values, socialization, and 'the way we do things here.</w:t>
+                <w:rtl w:val="0"/>
+              </w:rPr>
             </w:r>
           </w:p>
           <w:p>
@@ -10877,20 +10091,17 @@
             <w:pPr>
               <w:numPr>
                 <w:ilvl w:val="0"/>
-                <w:numId w:val="35"/>
+                <w:numId w:val="34"/>
               </w:numPr>
               <w:spacing w:after="0" w:afterAutospacing="0" w:lineRule="auto"/>
               <w:ind w:left="720" w:hanging="360"/>
               <w:rPr>
-                <w:color w:val="ff0000"/>
-                <w:sz w:val="20"/>
-                <w:szCs w:val="20"/>
-                <w:u w:val="none"/>
-              </w:rPr>
-            </w:pPr>
-            <w:r>
-              <w:rPr>
-                <w:color w:val="ff0000"/>
+                <w:sz w:val="20"/>
+                <w:szCs w:val="20"/>
+              </w:rPr>
+            </w:pPr>
+            <w:r>
+              <w:rPr>
                 <w:sz w:val="20"/>
                 <w:szCs w:val="20"/>
                 <w:rtl w:val="0"/>
@@ -10899,7 +10110,6 @@
             </w:r>
             <w:r>
               <w:rPr>
-                <w:color w:val="ff0000"/>
                 <w:sz w:val="20"/>
                 <w:szCs w:val="20"/>
                 <w:rtl w:val="0"/>
@@ -10911,20 +10121,17 @@
             <w:pPr>
               <w:numPr>
                 <w:ilvl w:val="0"/>
-                <w:numId w:val="35"/>
+                <w:numId w:val="34"/>
               </w:numPr>
               <w:spacing w:after="0" w:afterAutospacing="0" w:lineRule="auto"/>
               <w:ind w:left="720" w:hanging="360"/>
               <w:rPr>
-                <w:color w:val="ff0000"/>
-                <w:sz w:val="20"/>
-                <w:szCs w:val="20"/>
-                <w:u w:val="none"/>
-              </w:rPr>
-            </w:pPr>
-            <w:r>
-              <w:rPr>
-                <w:color w:val="ff0000"/>
+                <w:sz w:val="20"/>
+                <w:szCs w:val="20"/>
+              </w:rPr>
+            </w:pPr>
+            <w:r>
+              <w:rPr>
                 <w:sz w:val="20"/>
                 <w:szCs w:val="20"/>
                 <w:rtl w:val="0"/>
@@ -10936,25 +10143,22 @@
             <w:pPr>
               <w:numPr>
                 <w:ilvl w:val="0"/>
-                <w:numId w:val="35"/>
+                <w:numId w:val="34"/>
               </w:numPr>
               <w:spacing w:after="80" w:lineRule="auto"/>
               <w:ind w:left="720" w:hanging="360"/>
               <w:rPr>
-                <w:color w:val="ff0000"/>
-                <w:sz w:val="20"/>
-                <w:szCs w:val="20"/>
-                <w:u w:val="none"/>
-              </w:rPr>
-            </w:pPr>
-            <w:r>
-              <w:rPr>
-                <w:color w:val="ff0000"/>
-                <w:sz w:val="20"/>
-                <w:szCs w:val="20"/>
-                <w:rtl w:val="0"/>
-              </w:rPr>
-              <w:t xml:space="preserve">The firm itself delegates discipline, through cultural norms and management expectations that are enforced internally. </w:t>
+                <w:sz w:val="20"/>
+                <w:szCs w:val="20"/>
+              </w:rPr>
+            </w:pPr>
+            <w:r>
+              <w:rPr>
+                <w:sz w:val="20"/>
+                <w:szCs w:val="20"/>
+                <w:rtl w:val="0"/>
+              </w:rPr>
+              <w:t xml:space="preserve">The firm itself delegates discipline, through outside cultural norms and industry practices that are enforced internally. </w:t>
             </w:r>
           </w:p>
         </w:tc>
@@ -11020,103 +10224,65 @@
           </w:tcPr>
           <w:p>
             <w:pPr>
-              <w:rPr>
-                <w:sz w:val="20"/>
-                <w:szCs w:val="20"/>
-              </w:rPr>
-            </w:pPr>
-            <w:r>
-              <w:rPr>
-                <w:sz w:val="20"/>
-                <w:szCs w:val="20"/>
-                <w:rtl w:val="0"/>
-              </w:rPr>
-              <w:t xml:space="preserve">Discipline operates through household politics: personal favor, loyalty tests, and intrigue within the inner circle.</w:t>
-            </w:r>
-          </w:p>
-          <w:p>
-            <w:pPr>
-              <w:rPr>
-                <w:sz w:val="20"/>
-                <w:szCs w:val="20"/>
-              </w:rPr>
-            </w:pPr>
-            <w:r>
-              <w:rPr>
-                <w:rtl w:val="0"/>
-              </w:rPr>
-            </w:r>
-          </w:p>
-          <w:p>
-            <w:pPr>
               <w:numPr>
                 <w:ilvl w:val="0"/>
-                <w:numId w:val="26"/>
+                <w:numId w:val="32"/>
               </w:numPr>
-              <w:spacing w:after="0" w:afterAutospacing="0" w:lineRule="auto"/>
               <w:ind w:left="720" w:hanging="360"/>
               <w:rPr>
-                <w:color w:val="ff0000"/>
-                <w:sz w:val="20"/>
-                <w:szCs w:val="20"/>
-              </w:rPr>
-            </w:pPr>
-            <w:r>
-              <w:rPr>
-                <w:color w:val="ff0000"/>
-                <w:sz w:val="20"/>
-                <w:szCs w:val="20"/>
-                <w:rtl w:val="0"/>
-              </w:rPr>
-              <w:t xml:space="preserve">Alignment is maintained through personal loyalty to the founders and one's standing in the household around them.</w:t>
+                <w:sz w:val="20"/>
+                <w:szCs w:val="20"/>
+              </w:rPr>
+            </w:pPr>
+            <w:r>
+              <w:rPr>
+                <w:sz w:val="20"/>
+                <w:szCs w:val="20"/>
+                <w:rtl w:val="0"/>
+              </w:rPr>
+              <w:t xml:space="preserve">Alignment is maintained through family duties. These are set by the family unit and the head of the family </w:t>
             </w:r>
           </w:p>
           <w:p>
             <w:pPr>
               <w:numPr>
                 <w:ilvl w:val="0"/>
-                <w:numId w:val="26"/>
+                <w:numId w:val="32"/>
               </w:numPr>
-              <w:spacing w:after="0" w:afterAutospacing="0" w:lineRule="auto"/>
               <w:ind w:left="720" w:hanging="360"/>
               <w:rPr>
-                <w:color w:val="ff0000"/>
-                <w:sz w:val="20"/>
-                <w:szCs w:val="20"/>
-              </w:rPr>
-            </w:pPr>
-            <w:r>
-              <w:rPr>
-                <w:color w:val="ff0000"/>
-                <w:sz w:val="20"/>
-                <w:szCs w:val="20"/>
-                <w:rtl w:val="0"/>
-              </w:rPr>
-              <w:t xml:space="preserve">It is most sensitive to the founder's personal favor.</w:t>
+                <w:sz w:val="20"/>
+                <w:szCs w:val="20"/>
+              </w:rPr>
+            </w:pPr>
+            <w:r>
+              <w:rPr>
+                <w:sz w:val="20"/>
+                <w:szCs w:val="20"/>
+                <w:rtl w:val="0"/>
+              </w:rPr>
+              <w:t xml:space="preserve">The head of the family is the most important when assessing the conduct of members of the organisation, the opinions of other family members are also important.</w:t>
             </w:r>
           </w:p>
           <w:p>
             <w:pPr>
               <w:numPr>
                 <w:ilvl w:val="0"/>
-                <w:numId w:val="26"/>
+                <w:numId w:val="32"/>
               </w:numPr>
               <w:ind w:left="720" w:hanging="360"/>
               <w:rPr>
-                <w:color w:val="ff0000"/>
-                <w:sz w:val="20"/>
-                <w:szCs w:val="20"/>
-                <w:u w:val="none"/>
-              </w:rPr>
-            </w:pPr>
-            <w:r>
-              <w:rPr>
-                <w:color w:val="ff0000"/>
-                <w:sz w:val="20"/>
-                <w:szCs w:val="20"/>
-                <w:rtl w:val="0"/>
-              </w:rPr>
-              <w:t xml:space="preserve">Discipline operates through household politics, from loyalty tests, favor, and intrigue within the inner circle. </w:t>
+                <w:sz w:val="20"/>
+                <w:szCs w:val="20"/>
+              </w:rPr>
+            </w:pPr>
+            <w:r>
+              <w:rPr>
+                <w:sz w:val="20"/>
+                <w:szCs w:val="20"/>
+                <w:rtl w:val="0"/>
+              </w:rPr>
+              <w:t xml:space="preserve">Traditional family values, are informally enforced, along with state guidelines about how the family should be run.</w:t>
             </w:r>
           </w:p>
         </w:tc>
@@ -11182,112 +10348,65 @@
           </w:tcPr>
           <w:p>
             <w:pPr>
-              <w:rPr>
-                <w:sz w:val="20"/>
-                <w:szCs w:val="20"/>
-              </w:rPr>
-            </w:pPr>
-            <w:r>
-              <w:rPr>
-                <w:sz w:val="20"/>
-                <w:szCs w:val="20"/>
-                <w:rtl w:val="0"/>
-              </w:rPr>
-              <w:t xml:space="preserve">Discipline operates through devotion: a felt calling and the fear of betraying the faith keep members in line.</w:t>
-            </w:r>
-          </w:p>
-          <w:p>
-            <w:pPr>
-              <w:rPr>
-                <w:sz w:val="20"/>
-                <w:szCs w:val="20"/>
-              </w:rPr>
-            </w:pPr>
-            <w:r>
-              <w:rPr>
-                <w:rtl w:val="0"/>
-              </w:rPr>
-            </w:r>
-          </w:p>
-          <w:p>
-            <w:pPr>
               <w:numPr>
                 <w:ilvl w:val="0"/>
-                <w:numId w:val="16"/>
+                <w:numId w:val="25"/>
               </w:numPr>
               <w:ind w:left="720" w:hanging="360"/>
               <w:rPr>
-                <w:color w:val="ff0000"/>
-                <w:sz w:val="20"/>
-                <w:szCs w:val="20"/>
-                <w:u w:val="none"/>
-              </w:rPr>
-            </w:pPr>
-            <w:r>
-              <w:rPr>
-                <w:color w:val="ff0000"/>
-                <w:sz w:val="20"/>
-                <w:szCs w:val="20"/>
-                <w:rtl w:val="0"/>
-              </w:rPr>
-              <w:t xml:space="preserve">Alignment is maintained through devotion. Members </w:t>
-            </w:r>
-            <w:r>
-              <w:rPr>
-                <w:color w:val="ff0000"/>
-                <w:sz w:val="20"/>
-                <w:szCs w:val="20"/>
-                <w:rtl w:val="0"/>
-              </w:rPr>
-              <w:t xml:space="preserve">are kept in line by a personal calling and the fear of betraying their faith. </w:t>
+                <w:sz w:val="20"/>
+                <w:szCs w:val="20"/>
+              </w:rPr>
+            </w:pPr>
+            <w:r>
+              <w:rPr>
+                <w:sz w:val="20"/>
+                <w:szCs w:val="20"/>
+                <w:rtl w:val="0"/>
+              </w:rPr>
+              <w:t xml:space="preserve">Alignment is maintained through obedience to God. Fear of sinning against divine teachings and religious texts keeps members in line. </w:t>
             </w:r>
           </w:p>
           <w:p>
             <w:pPr>
               <w:numPr>
                 <w:ilvl w:val="0"/>
-                <w:numId w:val="16"/>
+                <w:numId w:val="25"/>
               </w:numPr>
               <w:ind w:left="720" w:hanging="360"/>
               <w:rPr>
-                <w:color w:val="ff0000"/>
-                <w:sz w:val="20"/>
-                <w:szCs w:val="20"/>
-                <w:u w:val="none"/>
-              </w:rPr>
-            </w:pPr>
-            <w:r>
-              <w:rPr>
-                <w:color w:val="ff0000"/>
-                <w:sz w:val="20"/>
-                <w:szCs w:val="20"/>
-                <w:rtl w:val="0"/>
-              </w:rPr>
-              <w:t xml:space="preserve">It is most sensitive to those regarded as keepers of the mission's purity. </w:t>
+                <w:sz w:val="20"/>
+                <w:szCs w:val="20"/>
+              </w:rPr>
+            </w:pPr>
+            <w:r>
+              <w:rPr>
+                <w:sz w:val="20"/>
+                <w:szCs w:val="20"/>
+                <w:rtl w:val="0"/>
+              </w:rPr>
+              <w:t xml:space="preserve">It is most sensitive to the judgement of God, as voiced through religious leaders, prophets, and sacred texts.</w:t>
             </w:r>
           </w:p>
           <w:p>
             <w:pPr>
               <w:numPr>
                 <w:ilvl w:val="0"/>
-                <w:numId w:val="16"/>
+                <w:numId w:val="25"/>
               </w:numPr>
               <w:ind w:left="720" w:hanging="360"/>
               <w:rPr>
-                <w:color w:val="ff0000"/>
-                <w:sz w:val="20"/>
-                <w:szCs w:val="20"/>
-                <w:u w:val="none"/>
-              </w:rPr>
-            </w:pPr>
-            <w:r>
-              <w:rPr>
-                <w:color w:val="ff0000"/>
-                <w:sz w:val="20"/>
-                <w:szCs w:val="20"/>
-                <w:rtl w:val="0"/>
-              </w:rPr>
-              <w:t xml:space="preserve">Compliance is driven by reverence for the calling, where any divergence is characterized as a betrayal of the sacred cause.</w:t>
+                <w:sz w:val="20"/>
+                <w:szCs w:val="20"/>
+              </w:rPr>
+            </w:pPr>
+            <w:r>
+              <w:rPr>
+                <w:sz w:val="20"/>
+                <w:szCs w:val="20"/>
+                <w:rtl w:val="0"/>
+              </w:rPr>
+              <w:t xml:space="preserve">Discipline operates through religious authority. Divergence is condemned as sin or heresy against the teachings of God. </w:t>
             </w:r>
             <w:r>
               <w:rPr>
@@ -11358,101 +10477,65 @@
           </w:tcPr>
           <w:p>
             <w:pPr>
-              <w:rPr>
-                <w:sz w:val="20"/>
-                <w:szCs w:val="20"/>
-              </w:rPr>
-            </w:pPr>
-            <w:r>
-              <w:rPr>
-                <w:sz w:val="20"/>
-                <w:szCs w:val="20"/>
-                <w:rtl w:val="0"/>
-              </w:rPr>
-              <w:t xml:space="preserve">Discipline operates through visibility: actions are exposed to the community, and reputation among members enforces the norms.</w:t>
-            </w:r>
-          </w:p>
-          <w:p>
-            <w:pPr>
-              <w:rPr>
-                <w:sz w:val="20"/>
-                <w:szCs w:val="20"/>
-              </w:rPr>
-            </w:pPr>
-            <w:r>
-              <w:rPr>
-                <w:rtl w:val="0"/>
-              </w:rPr>
-            </w:r>
-          </w:p>
-          <w:p>
-            <w:pPr>
               <w:numPr>
                 <w:ilvl w:val="0"/>
-                <w:numId w:val="2"/>
+                <w:numId w:val="1"/>
               </w:numPr>
               <w:ind w:left="720" w:hanging="360"/>
               <w:rPr>
-                <w:color w:val="ff0000"/>
-                <w:sz w:val="20"/>
-                <w:szCs w:val="20"/>
-              </w:rPr>
-            </w:pPr>
-            <w:r>
-              <w:rPr>
-                <w:color w:val="ff0000"/>
-                <w:sz w:val="20"/>
-                <w:szCs w:val="20"/>
-                <w:rtl w:val="0"/>
-              </w:rPr>
-              <w:t xml:space="preserve">People stay in line due to visibility and transparency. They act well because their actions are seen by the community they belong to. </w:t>
+                <w:sz w:val="20"/>
+                <w:szCs w:val="20"/>
+              </w:rPr>
+            </w:pPr>
+            <w:r>
+              <w:rPr>
+                <w:sz w:val="20"/>
+                <w:szCs w:val="20"/>
+                <w:rtl w:val="0"/>
+              </w:rPr>
+              <w:t xml:space="preserve">People stay in line due to visibility and transparency. They act well because their actions are seen by the community they belong to. Community norms and shared values outline the code of conduct.</w:t>
             </w:r>
           </w:p>
           <w:p>
             <w:pPr>
               <w:numPr>
                 <w:ilvl w:val="0"/>
-                <w:numId w:val="2"/>
+                <w:numId w:val="1"/>
               </w:numPr>
               <w:ind w:left="720" w:hanging="360"/>
               <w:rPr>
-                <w:color w:val="ff0000"/>
-                <w:sz w:val="20"/>
-                <w:szCs w:val="20"/>
-              </w:rPr>
-            </w:pPr>
-            <w:r>
-              <w:rPr>
-                <w:color w:val="ff0000"/>
-                <w:sz w:val="20"/>
-                <w:szCs w:val="20"/>
-                <w:rtl w:val="0"/>
-              </w:rPr>
-              <w:t xml:space="preserve">Its primary sensitivity lies in the judgment of the community, specifically its members, forums, and the broader movement.</w:t>
+                <w:sz w:val="20"/>
+                <w:szCs w:val="20"/>
+              </w:rPr>
+            </w:pPr>
+            <w:r>
+              <w:rPr>
+                <w:sz w:val="20"/>
+                <w:szCs w:val="20"/>
+                <w:rtl w:val="0"/>
+              </w:rPr>
+              <w:t xml:space="preserve">Its primary sensitivity lies in the judgment of the community, specifically its members, research community, and the broader movement.</w:t>
             </w:r>
           </w:p>
           <w:p>
             <w:pPr>
               <w:numPr>
                 <w:ilvl w:val="0"/>
-                <w:numId w:val="2"/>
+                <w:numId w:val="1"/>
               </w:numPr>
               <w:ind w:left="720" w:hanging="360"/>
               <w:rPr>
-                <w:color w:val="ff0000"/>
-                <w:sz w:val="20"/>
-                <w:szCs w:val="20"/>
-                <w:u w:val="none"/>
-              </w:rPr>
-            </w:pPr>
-            <w:r>
-              <w:rPr>
-                <w:color w:val="ff0000"/>
-                <w:sz w:val="20"/>
-                <w:szCs w:val="20"/>
-                <w:rtl w:val="0"/>
-              </w:rPr>
-              <w:t xml:space="preserve">Discipline operates through exposure. Actions are visible to the community, and reputation among members enforces the norms. </w:t>
+                <w:sz w:val="20"/>
+                <w:szCs w:val="20"/>
+              </w:rPr>
+            </w:pPr>
+            <w:r>
+              <w:rPr>
+                <w:sz w:val="20"/>
+                <w:szCs w:val="20"/>
+                <w:rtl w:val="0"/>
+              </w:rPr>
+              <w:t xml:space="preserve">Actions are visible to many broader communities and also to outside actors, they all place pressure on the organisation.</w:t>
             </w:r>
             <w:r>
               <w:rPr>
@@ -16649,116 +15732,6 @@
     </w:lvl>
   </w:abstractNum>
   <w:abstractNum w:abstractNumId="36">
-    <w:lvl w:ilvl="0">
-      <w:start w:val="1"/>
-      <w:numFmt w:val="decimal"/>
-      <w:lvlText w:val="%1."/>
-      <w:lvlJc w:val="left"/>
-      <w:pPr>
-        <w:ind w:left="720" w:hanging="360"/>
-      </w:pPr>
-      <w:rPr>
-        <w:u w:val="none"/>
-      </w:rPr>
-    </w:lvl>
-    <w:lvl w:ilvl="1">
-      <w:start w:val="1"/>
-      <w:numFmt w:val="lowerLetter"/>
-      <w:lvlText w:val="%2."/>
-      <w:lvlJc w:val="left"/>
-      <w:pPr>
-        <w:ind w:left="1440" w:hanging="360"/>
-      </w:pPr>
-      <w:rPr>
-        <w:u w:val="none"/>
-      </w:rPr>
-    </w:lvl>
-    <w:lvl w:ilvl="2">
-      <w:start w:val="1"/>
-      <w:numFmt w:val="lowerRoman"/>
-      <w:lvlText w:val="%3."/>
-      <w:lvlJc w:val="right"/>
-      <w:pPr>
-        <w:ind w:left="2160" w:hanging="360"/>
-      </w:pPr>
-      <w:rPr>
-        <w:u w:val="none"/>
-      </w:rPr>
-    </w:lvl>
-    <w:lvl w:ilvl="3">
-      <w:start w:val="1"/>
-      <w:numFmt w:val="decimal"/>
-      <w:lvlText w:val="%4."/>
-      <w:lvlJc w:val="left"/>
-      <w:pPr>
-        <w:ind w:left="2880" w:hanging="360"/>
-      </w:pPr>
-      <w:rPr>
-        <w:u w:val="none"/>
-      </w:rPr>
-    </w:lvl>
-    <w:lvl w:ilvl="4">
-      <w:start w:val="1"/>
-      <w:numFmt w:val="lowerLetter"/>
-      <w:lvlText w:val="%5."/>
-      <w:lvlJc w:val="left"/>
-      <w:pPr>
-        <w:ind w:left="3600" w:hanging="360"/>
-      </w:pPr>
-      <w:rPr>
-        <w:u w:val="none"/>
-      </w:rPr>
-    </w:lvl>
-    <w:lvl w:ilvl="5">
-      <w:start w:val="1"/>
-      <w:numFmt w:val="lowerRoman"/>
-      <w:lvlText w:val="%6."/>
-      <w:lvlJc w:val="right"/>
-      <w:pPr>
-        <w:ind w:left="4320" w:hanging="360"/>
-      </w:pPr>
-      <w:rPr>
-        <w:u w:val="none"/>
-      </w:rPr>
-    </w:lvl>
-    <w:lvl w:ilvl="6">
-      <w:start w:val="1"/>
-      <w:numFmt w:val="decimal"/>
-      <w:lvlText w:val="%7."/>
-      <w:lvlJc w:val="left"/>
-      <w:pPr>
-        <w:ind w:left="5040" w:hanging="360"/>
-      </w:pPr>
-      <w:rPr>
-        <w:u w:val="none"/>
-      </w:rPr>
-    </w:lvl>
-    <w:lvl w:ilvl="7">
-      <w:start w:val="1"/>
-      <w:numFmt w:val="lowerLetter"/>
-      <w:lvlText w:val="%8."/>
-      <w:lvlJc w:val="left"/>
-      <w:pPr>
-        <w:ind w:left="5760" w:hanging="360"/>
-      </w:pPr>
-      <w:rPr>
-        <w:u w:val="none"/>
-      </w:rPr>
-    </w:lvl>
-    <w:lvl w:ilvl="8">
-      <w:start w:val="1"/>
-      <w:numFmt w:val="lowerRoman"/>
-      <w:lvlText w:val="%9."/>
-      <w:lvlJc w:val="right"/>
-      <w:pPr>
-        <w:ind w:left="6480" w:hanging="360"/>
-      </w:pPr>
-      <w:rPr>
-        <w:u w:val="none"/>
-      </w:rPr>
-    </w:lvl>
-  </w:abstractNum>
-  <w:abstractNum w:abstractNumId="37">
     <w:lvl w:ilvl="0">
       <w:start w:val="1"/>
       <w:numFmt w:val="decimal"/>
@@ -16975,9 +15948,6 @@
   </w:num>
   <w:num w:numId="36">
     <w:abstractNumId w:val="36"/>
-  </w:num>
-  <w:num w:numId="37">
-    <w:abstractNumId w:val="37"/>
   </w:num>
 </w:numbering>
 </file>
